--- a/t01_s5.docx
+++ b/t01_s5.docx
@@ -3,2168 +3,1698 @@
 <w:document xmlns:wpc="http://schemas.microsoft.com/office/word/2010/wordprocessingCanvas" xmlns:mo="http://schemas.microsoft.com/office/mac/office/2008/main" xmlns:mc="http://schemas.openxmlformats.org/markup-compatibility/2006" xmlns:mv="urn:schemas-microsoft-com:mac:vml" xmlns:o="urn:schemas-microsoft-com:office:office" xmlns:r="http://schemas.openxmlformats.org/officeDocument/2006/relationships" xmlns:m="http://schemas.openxmlformats.org/officeDocument/2006/math" xmlns:v="urn:schemas-microsoft-com:vml" xmlns:wp14="http://schemas.microsoft.com/office/word/2010/wordprocessingDrawing" xmlns:wp="http://schemas.openxmlformats.org/drawingml/2006/wordprocessingDrawing" xmlns:w10="urn:schemas-microsoft-com:office:word" xmlns:w="http://schemas.openxmlformats.org/wordprocessingml/2006/main" xmlns:w14="http://schemas.microsoft.com/office/word/2010/wordml" xmlns:wpg="http://schemas.microsoft.com/office/word/2010/wordprocessingGroup" xmlns:wpi="http://schemas.microsoft.com/office/word/2010/wordprocessingInk" xmlns:wne="http://schemas.microsoft.com/office/word/2006/wordml" xmlns:wps="http://schemas.microsoft.com/office/word/2010/wordprocessingShape" mc:Ignorable="w14 wp14">
   <w:body>
     <w:p>
-      <w:pPr>
-        <w:spacing w:after="20" w:before="120"/>
-      </w:pPr>
-      <w:r>
-        <w:rPr>
-          <w:b/>
-          <w:sz w:val="22"/>
-        </w:rPr>
-        <w:t>Question: Ramesh is 7th from the top and 5th from the bottom of his class. How many students are in the class?</w:t>
-      </w:r>
-    </w:p>
-    <w:p>
-      <w:pPr>
-        <w:spacing w:after="0" w:before="0"/>
-      </w:pPr>
-      <w:r>
-        <w:rPr>
-          <w:b w:val="0"/>
-          <w:sz w:val="22"/>
-        </w:rPr>
-        <w:t>(a) 11</w:t>
-      </w:r>
-    </w:p>
-    <w:p>
-      <w:pPr>
-        <w:spacing w:after="0" w:before="0"/>
-      </w:pPr>
-      <w:r>
-        <w:rPr>
-          <w:b w:val="0"/>
-          <w:sz w:val="22"/>
-        </w:rPr>
-        <w:t>(b) 12</w:t>
-      </w:r>
-    </w:p>
-    <w:p>
-      <w:pPr>
-        <w:spacing w:after="0" w:before="0"/>
-      </w:pPr>
-      <w:r>
-        <w:rPr>
-          <w:b w:val="0"/>
-          <w:sz w:val="22"/>
-        </w:rPr>
-        <w:t>(c) 13</w:t>
-      </w:r>
-    </w:p>
-    <w:p>
-      <w:pPr>
-        <w:spacing w:after="0" w:before="0"/>
-      </w:pPr>
-      <w:r>
-        <w:rPr>
-          <w:b w:val="0"/>
-          <w:sz w:val="22"/>
-        </w:rPr>
-        <w:t>(d) 10</w:t>
-      </w:r>
-    </w:p>
-    <w:p>
-      <w:pPr>
-        <w:spacing w:after="0" w:before="40"/>
-      </w:pPr>
-      <w:r>
-        <w:rPr>
-          <w:b/>
-          <w:sz w:val="22"/>
-        </w:rPr>
-        <w:t>Answer: a</w:t>
-      </w:r>
-    </w:p>
-    <w:p>
-      <w:pPr>
-        <w:spacing w:after="0" w:before="0"/>
-      </w:pPr>
-      <w:r>
-        <w:rPr>
-          <w:b w:val="0"/>
-          <w:sz w:val="21"/>
-        </w:rPr>
-        <w:t>Solution: Total = 7 + 5 − 1 = 11 (he is counted twice).</w:t>
-      </w:r>
-    </w:p>
-    <w:p>
-      <w:pPr>
-        <w:spacing w:after="0" w:before="0"/>
-      </w:pPr>
-      <w:r>
-        <w:rPr>
-          <w:b w:val="0"/>
-          <w:sz w:val="20"/>
-        </w:rPr>
-        <w:t>Positive Marks: 1</w:t>
-      </w:r>
-    </w:p>
-    <w:p>
-      <w:pPr>
-        <w:spacing w:after="160" w:before="0"/>
-      </w:pPr>
-      <w:r>
-        <w:rPr>
-          <w:b w:val="0"/>
-          <w:sz w:val="20"/>
-        </w:rPr>
-        <w:t>Negative Marks: 0.25</w:t>
-      </w:r>
-    </w:p>
-    <w:p>
-      <w:pPr>
-        <w:spacing w:after="20" w:before="120"/>
-      </w:pPr>
-      <w:r>
-        <w:rPr>
-          <w:b/>
-          <w:sz w:val="22"/>
-        </w:rPr>
-        <w:t>Question: The pH value of human blood is normally about:</w:t>
-      </w:r>
-    </w:p>
-    <w:p>
-      <w:pPr>
-        <w:spacing w:after="0" w:before="0"/>
-      </w:pPr>
-      <w:r>
-        <w:rPr>
-          <w:b w:val="0"/>
-          <w:sz w:val="22"/>
-        </w:rPr>
-        <w:t>(a) 7.4</w:t>
-      </w:r>
-    </w:p>
-    <w:p>
-      <w:pPr>
-        <w:spacing w:after="0" w:before="0"/>
-      </w:pPr>
-      <w:r>
-        <w:rPr>
-          <w:b w:val="0"/>
-          <w:sz w:val="22"/>
-        </w:rPr>
-        <w:t>(b) 7.0</w:t>
-      </w:r>
-    </w:p>
-    <w:p>
-      <w:pPr>
-        <w:spacing w:after="0" w:before="0"/>
-      </w:pPr>
-      <w:r>
-        <w:rPr>
-          <w:b w:val="0"/>
-          <w:sz w:val="22"/>
-        </w:rPr>
-        <w:t>(c) 6.8</w:t>
-      </w:r>
-    </w:p>
-    <w:p>
-      <w:pPr>
-        <w:spacing w:after="0" w:before="0"/>
-      </w:pPr>
-      <w:r>
-        <w:rPr>
-          <w:b w:val="0"/>
-          <w:sz w:val="22"/>
-        </w:rPr>
-        <w:t>(d) 8.0</w:t>
-      </w:r>
-    </w:p>
-    <w:p>
-      <w:pPr>
-        <w:spacing w:after="0" w:before="40"/>
-      </w:pPr>
-      <w:r>
-        <w:rPr>
-          <w:b/>
-          <w:sz w:val="22"/>
-        </w:rPr>
-        <w:t>Answer: a</w:t>
-      </w:r>
-    </w:p>
-    <w:p>
-      <w:pPr>
-        <w:spacing w:after="0" w:before="0"/>
-      </w:pPr>
-      <w:r>
-        <w:rPr>
-          <w:b w:val="0"/>
-          <w:sz w:val="21"/>
-        </w:rPr>
-        <w:t>Solution: Normal arterial blood pH is 7.35-7.45 (about 7.4).</w:t>
-      </w:r>
-    </w:p>
-    <w:p>
-      <w:pPr>
-        <w:spacing w:after="0" w:before="0"/>
-      </w:pPr>
-      <w:r>
-        <w:rPr>
-          <w:b w:val="0"/>
-          <w:sz w:val="20"/>
-        </w:rPr>
-        <w:t>Positive Marks: 1</w:t>
-      </w:r>
-    </w:p>
-    <w:p>
-      <w:pPr>
-        <w:spacing w:after="160" w:before="0"/>
-      </w:pPr>
-      <w:r>
-        <w:rPr>
-          <w:b w:val="0"/>
-          <w:sz w:val="20"/>
-        </w:rPr>
-        <w:t>Negative Marks: 0.25</w:t>
-      </w:r>
-    </w:p>
-    <w:p>
-      <w:pPr>
-        <w:spacing w:after="20" w:before="120"/>
-      </w:pPr>
-      <w:r>
-        <w:rPr>
-          <w:b/>
-          <w:sz w:val="22"/>
-        </w:rPr>
-        <w:t>Question: A man walks 5 km north, then 3 km east, then 5 km south. How far is he from the starting point?</w:t>
-      </w:r>
-    </w:p>
-    <w:p>
-      <w:pPr>
-        <w:spacing w:after="0" w:before="0"/>
-      </w:pPr>
-      <w:r>
-        <w:rPr>
-          <w:b w:val="0"/>
-          <w:sz w:val="22"/>
-        </w:rPr>
-        <w:t>(a) 5 km</w:t>
-      </w:r>
-    </w:p>
-    <w:p>
-      <w:pPr>
-        <w:spacing w:after="0" w:before="0"/>
-      </w:pPr>
-      <w:r>
-        <w:rPr>
-          <w:b w:val="0"/>
-          <w:sz w:val="22"/>
-        </w:rPr>
-        <w:t>(b) 3 km</w:t>
-      </w:r>
-    </w:p>
-    <w:p>
-      <w:pPr>
-        <w:spacing w:after="0" w:before="0"/>
-      </w:pPr>
-      <w:r>
-        <w:rPr>
-          <w:b w:val="0"/>
-          <w:sz w:val="22"/>
-        </w:rPr>
-        <w:t>(c) 2 km</w:t>
-      </w:r>
-    </w:p>
-    <w:p>
-      <w:pPr>
-        <w:spacing w:after="0" w:before="0"/>
-      </w:pPr>
-      <w:r>
-        <w:rPr>
-          <w:b w:val="0"/>
-          <w:sz w:val="22"/>
-        </w:rPr>
-        <w:t>(d) 8 km</w:t>
-      </w:r>
-    </w:p>
-    <w:p>
-      <w:pPr>
-        <w:spacing w:after="0" w:before="40"/>
-      </w:pPr>
-      <w:r>
-        <w:rPr>
-          <w:b/>
-          <w:sz w:val="22"/>
-        </w:rPr>
-        <w:t>Answer: b</w:t>
-      </w:r>
-    </w:p>
-    <w:p>
-      <w:pPr>
-        <w:spacing w:after="0" w:before="0"/>
-      </w:pPr>
-      <w:r>
-        <w:rPr>
-          <w:b w:val="0"/>
-          <w:sz w:val="21"/>
-        </w:rPr>
-        <w:t>Solution: North 5 km and south 5 km cancel out, leaving 3 km east of the start point.</w:t>
-      </w:r>
-    </w:p>
-    <w:p>
-      <w:pPr>
-        <w:spacing w:after="0" w:before="0"/>
-      </w:pPr>
-      <w:r>
-        <w:rPr>
-          <w:b w:val="0"/>
-          <w:sz w:val="20"/>
-        </w:rPr>
-        <w:t>Positive Marks: 1</w:t>
-      </w:r>
-    </w:p>
-    <w:p>
-      <w:pPr>
-        <w:spacing w:after="160" w:before="0"/>
-      </w:pPr>
-      <w:r>
-        <w:rPr>
-          <w:b w:val="0"/>
-          <w:sz w:val="20"/>
-        </w:rPr>
-        <w:t>Negative Marks: 0.25</w:t>
-      </w:r>
-    </w:p>
-    <w:p>
-      <w:pPr>
-        <w:spacing w:after="20" w:before="120"/>
-      </w:pPr>
-      <w:r>
-        <w:rPr>
-          <w:b/>
-          <w:sz w:val="22"/>
-        </w:rPr>
-        <w:t>Question: Book : Author :: Painting : ?</w:t>
-      </w:r>
-    </w:p>
-    <w:p>
-      <w:pPr>
-        <w:spacing w:after="0" w:before="0"/>
-      </w:pPr>
-      <w:r>
-        <w:rPr>
-          <w:b w:val="0"/>
-          <w:sz w:val="22"/>
-        </w:rPr>
-        <w:t>(a) Museum</w:t>
-      </w:r>
-    </w:p>
-    <w:p>
-      <w:pPr>
-        <w:spacing w:after="0" w:before="0"/>
-      </w:pPr>
-      <w:r>
-        <w:rPr>
-          <w:b w:val="0"/>
-          <w:sz w:val="22"/>
-        </w:rPr>
-        <w:t>(b) Brush</w:t>
-      </w:r>
-    </w:p>
-    <w:p>
-      <w:pPr>
-        <w:spacing w:after="0" w:before="0"/>
-      </w:pPr>
-      <w:r>
-        <w:rPr>
-          <w:b w:val="0"/>
-          <w:sz w:val="22"/>
-        </w:rPr>
-        <w:t>(c) Artist</w:t>
-      </w:r>
-    </w:p>
-    <w:p>
-      <w:pPr>
-        <w:spacing w:after="0" w:before="0"/>
-      </w:pPr>
-      <w:r>
-        <w:rPr>
-          <w:b w:val="0"/>
-          <w:sz w:val="22"/>
-        </w:rPr>
-        <w:t>(d) Canvas</w:t>
-      </w:r>
-    </w:p>
-    <w:p>
-      <w:pPr>
-        <w:spacing w:after="0" w:before="40"/>
-      </w:pPr>
-      <w:r>
-        <w:rPr>
-          <w:b/>
-          <w:sz w:val="22"/>
-        </w:rPr>
-        <w:t>Answer: c</w:t>
-      </w:r>
-    </w:p>
-    <w:p>
-      <w:pPr>
-        <w:spacing w:after="0" w:before="0"/>
-      </w:pPr>
-      <w:r>
-        <w:rPr>
-          <w:b w:val="0"/>
-          <w:sz w:val="21"/>
-        </w:rPr>
-        <w:t>Solution: An author creates a book; an artist creates a painting.</w:t>
-      </w:r>
-    </w:p>
-    <w:p>
-      <w:pPr>
-        <w:spacing w:after="0" w:before="0"/>
-      </w:pPr>
-      <w:r>
-        <w:rPr>
-          <w:b w:val="0"/>
-          <w:sz w:val="20"/>
-        </w:rPr>
-        <w:t>Positive Marks: 1</w:t>
-      </w:r>
-    </w:p>
-    <w:p>
-      <w:pPr>
-        <w:spacing w:after="160" w:before="0"/>
-      </w:pPr>
-      <w:r>
-        <w:rPr>
-          <w:b w:val="0"/>
-          <w:sz w:val="20"/>
-        </w:rPr>
-        <w:t>Negative Marks: 0.25</w:t>
-      </w:r>
-    </w:p>
-    <w:p>
-      <w:pPr>
-        <w:spacing w:after="20" w:before="120"/>
-      </w:pPr>
-      <w:r>
-        <w:rPr>
-          <w:b/>
-          <w:sz w:val="22"/>
-        </w:rPr>
-        <w:t>Question: If your sister is half your age, in 10 years she will be 3/4th of your age, what is her present age?</w:t>
-      </w:r>
-    </w:p>
-    <w:p>
-      <w:pPr>
-        <w:spacing w:after="0" w:before="0"/>
-      </w:pPr>
-      <w:r>
-        <w:rPr>
-          <w:b w:val="0"/>
-          <w:sz w:val="22"/>
-        </w:rPr>
-        <w:t>(a) 5 year</w:t>
-      </w:r>
-    </w:p>
-    <w:p>
-      <w:pPr>
-        <w:spacing w:after="0" w:before="0"/>
-      </w:pPr>
-      <w:r>
-        <w:rPr>
-          <w:b w:val="0"/>
-          <w:sz w:val="22"/>
-        </w:rPr>
-        <w:t>(b) 10 year</w:t>
-      </w:r>
-    </w:p>
-    <w:p>
-      <w:pPr>
-        <w:spacing w:after="0" w:before="0"/>
-      </w:pPr>
-      <w:r>
-        <w:rPr>
-          <w:b w:val="0"/>
-          <w:sz w:val="22"/>
-        </w:rPr>
-        <w:t>(c) 20 year</w:t>
-      </w:r>
-    </w:p>
-    <w:p>
-      <w:pPr>
-        <w:spacing w:after="0" w:before="0"/>
-      </w:pPr>
-      <w:r>
-        <w:rPr>
-          <w:b w:val="0"/>
-          <w:sz w:val="22"/>
-        </w:rPr>
-        <w:t>(d) 15 year</w:t>
-      </w:r>
-    </w:p>
-    <w:p>
-      <w:pPr>
-        <w:spacing w:after="0" w:before="40"/>
-      </w:pPr>
-      <w:r>
-        <w:rPr>
-          <w:b/>
-          <w:sz w:val="22"/>
-        </w:rPr>
-        <w:t>Answer: a</w:t>
-      </w:r>
-    </w:p>
-    <w:p>
-      <w:pPr>
-        <w:spacing w:after="0" w:before="0"/>
-      </w:pPr>
-      <w:r>
-        <w:rPr>
-          <w:b w:val="0"/>
-          <w:sz w:val="21"/>
-        </w:rPr>
-        <w:t>Solution: Let your age = 2x and sister's age = x. In 10 years: (x+10) = 3/4(2x+10) → 4x+40 = 6x+30 → x = 5 years.</w:t>
-      </w:r>
-    </w:p>
-    <w:p>
-      <w:pPr>
-        <w:spacing w:after="0" w:before="0"/>
-      </w:pPr>
-      <w:r>
-        <w:rPr>
-          <w:b w:val="0"/>
-          <w:sz w:val="20"/>
-        </w:rPr>
-        <w:t>Positive Marks: 1</w:t>
-      </w:r>
-    </w:p>
-    <w:p>
-      <w:pPr>
-        <w:spacing w:after="160" w:before="0"/>
-      </w:pPr>
-      <w:r>
-        <w:rPr>
-          <w:b w:val="0"/>
-          <w:sz w:val="20"/>
-        </w:rPr>
-        <w:t>Negative Marks: 0.25</w:t>
-      </w:r>
-    </w:p>
-    <w:p>
-      <w:pPr>
-        <w:spacing w:after="20" w:before="120"/>
-      </w:pPr>
-      <w:r>
-        <w:rPr>
-          <w:b/>
-          <w:sz w:val="22"/>
-        </w:rPr>
-        <w:t>Question: A number increased by 20% becomes 120. What is the original number?</w:t>
-      </w:r>
-    </w:p>
-    <w:p>
-      <w:pPr>
-        <w:spacing w:after="0" w:before="0"/>
-      </w:pPr>
-      <w:r>
-        <w:rPr>
-          <w:b w:val="0"/>
-          <w:sz w:val="22"/>
-        </w:rPr>
-        <w:t>(a) 110</w:t>
-      </w:r>
-    </w:p>
-    <w:p>
-      <w:pPr>
-        <w:spacing w:after="0" w:before="0"/>
-      </w:pPr>
-      <w:r>
-        <w:rPr>
-          <w:b w:val="0"/>
-          <w:sz w:val="22"/>
-        </w:rPr>
-        <w:t>(b) 96</w:t>
-      </w:r>
-    </w:p>
-    <w:p>
-      <w:pPr>
-        <w:spacing w:after="0" w:before="0"/>
-      </w:pPr>
-      <w:r>
-        <w:rPr>
-          <w:b w:val="0"/>
-          <w:sz w:val="22"/>
-        </w:rPr>
-        <w:t>(c) 100</w:t>
-      </w:r>
-    </w:p>
-    <w:p>
-      <w:pPr>
-        <w:spacing w:after="0" w:before="0"/>
-      </w:pPr>
-      <w:r>
-        <w:rPr>
-          <w:b w:val="0"/>
-          <w:sz w:val="22"/>
-        </w:rPr>
-        <w:t>(d) 90</w:t>
-      </w:r>
-    </w:p>
-    <w:p>
-      <w:pPr>
-        <w:spacing w:after="0" w:before="40"/>
-      </w:pPr>
-      <w:r>
-        <w:rPr>
-          <w:b/>
-          <w:sz w:val="22"/>
-        </w:rPr>
-        <w:t>Answer: c</w:t>
-      </w:r>
-    </w:p>
-    <w:p>
-      <w:pPr>
-        <w:spacing w:after="0" w:before="0"/>
-      </w:pPr>
-      <w:r>
-        <w:rPr>
-          <w:b w:val="0"/>
-          <w:sz w:val="21"/>
-        </w:rPr>
-        <w:t>Solution: 1.2 × original = 120 → original = 100.</w:t>
-      </w:r>
-    </w:p>
-    <w:p>
-      <w:pPr>
-        <w:spacing w:after="0" w:before="0"/>
-      </w:pPr>
-      <w:r>
-        <w:rPr>
-          <w:b w:val="0"/>
-          <w:sz w:val="20"/>
-        </w:rPr>
-        <w:t>Positive Marks: 1</w:t>
-      </w:r>
-    </w:p>
-    <w:p>
-      <w:pPr>
-        <w:spacing w:after="160" w:before="0"/>
-      </w:pPr>
-      <w:r>
-        <w:rPr>
-          <w:b w:val="0"/>
-          <w:sz w:val="20"/>
-        </w:rPr>
-        <w:t>Negative Marks: 0.25</w:t>
-      </w:r>
-    </w:p>
-    <w:p>
-      <w:pPr>
-        <w:spacing w:after="20" w:before="120"/>
-      </w:pPr>
-      <w:r>
-        <w:rPr>
-          <w:b/>
-          <w:sz w:val="22"/>
-        </w:rPr>
-        <w:t>Question: The first woman Prime Minister of India was:</w:t>
-      </w:r>
-    </w:p>
-    <w:p>
-      <w:pPr>
-        <w:spacing w:after="0" w:before="0"/>
-      </w:pPr>
-      <w:r>
-        <w:rPr>
-          <w:b w:val="0"/>
-          <w:sz w:val="22"/>
-        </w:rPr>
-        <w:t>(a) Sushma Swaraj</w:t>
-      </w:r>
-    </w:p>
-    <w:p>
-      <w:pPr>
-        <w:spacing w:after="0" w:before="0"/>
-      </w:pPr>
-      <w:r>
-        <w:rPr>
-          <w:b w:val="0"/>
-          <w:sz w:val="22"/>
-        </w:rPr>
-        <w:t>(b) Sarojini Naidu</w:t>
-      </w:r>
-    </w:p>
-    <w:p>
-      <w:pPr>
-        <w:spacing w:after="0" w:before="0"/>
-      </w:pPr>
-      <w:r>
-        <w:rPr>
-          <w:b w:val="0"/>
-          <w:sz w:val="22"/>
-        </w:rPr>
-        <w:t>(c) Pratibha Patil</w:t>
-      </w:r>
-    </w:p>
-    <w:p>
-      <w:pPr>
-        <w:spacing w:after="0" w:before="0"/>
-      </w:pPr>
-      <w:r>
-        <w:rPr>
-          <w:b w:val="0"/>
-          <w:sz w:val="22"/>
-        </w:rPr>
-        <w:t>(d) Indira Gandhi</w:t>
-      </w:r>
-    </w:p>
-    <w:p>
-      <w:pPr>
-        <w:spacing w:after="0" w:before="40"/>
-      </w:pPr>
-      <w:r>
-        <w:rPr>
-          <w:b/>
-          <w:sz w:val="22"/>
-        </w:rPr>
-        <w:t>Answer: d</w:t>
-      </w:r>
-    </w:p>
-    <w:p>
-      <w:pPr>
-        <w:spacing w:after="0" w:before="0"/>
-      </w:pPr>
-      <w:r>
-        <w:rPr>
-          <w:b w:val="0"/>
-          <w:sz w:val="21"/>
-        </w:rPr>
-        <w:t>Solution: Indira Gandhi served as Prime Minister from 1966 to 1977 and again from 1980 to 1984.</w:t>
-      </w:r>
-    </w:p>
-    <w:p>
-      <w:pPr>
-        <w:spacing w:after="0" w:before="0"/>
-      </w:pPr>
-      <w:r>
-        <w:rPr>
-          <w:b w:val="0"/>
-          <w:sz w:val="20"/>
-        </w:rPr>
-        <w:t>Positive Marks: 1</w:t>
-      </w:r>
-    </w:p>
-    <w:p>
-      <w:pPr>
-        <w:spacing w:after="160" w:before="0"/>
-      </w:pPr>
-      <w:r>
-        <w:rPr>
-          <w:b w:val="0"/>
-          <w:sz w:val="20"/>
-        </w:rPr>
-        <w:t>Negative Marks: 0.25</w:t>
-      </w:r>
-    </w:p>
-    <w:p>
-      <w:pPr>
-        <w:spacing w:after="20" w:before="120"/>
-      </w:pPr>
-      <w:r>
-        <w:rPr>
-          <w:b/>
-          <w:sz w:val="22"/>
-        </w:rPr>
-        <w:t>Question: The first Asian Games were held in which city?</w:t>
-      </w:r>
-    </w:p>
-    <w:p>
-      <w:pPr>
-        <w:spacing w:after="0" w:before="0"/>
-      </w:pPr>
-      <w:r>
-        <w:rPr>
-          <w:b w:val="0"/>
-          <w:sz w:val="22"/>
-        </w:rPr>
-        <w:t>(a) Bangkok</w:t>
-      </w:r>
-    </w:p>
-    <w:p>
-      <w:pPr>
-        <w:spacing w:after="0" w:before="0"/>
-      </w:pPr>
-      <w:r>
-        <w:rPr>
-          <w:b w:val="0"/>
-          <w:sz w:val="22"/>
-        </w:rPr>
-        <w:t>(b) Jakarta</w:t>
-      </w:r>
-    </w:p>
-    <w:p>
-      <w:pPr>
-        <w:spacing w:after="0" w:before="0"/>
-      </w:pPr>
-      <w:r>
-        <w:rPr>
-          <w:b w:val="0"/>
-          <w:sz w:val="22"/>
-        </w:rPr>
-        <w:t>(c) New Delhi</w:t>
-      </w:r>
-    </w:p>
-    <w:p>
-      <w:pPr>
-        <w:spacing w:after="0" w:before="0"/>
-      </w:pPr>
-      <w:r>
-        <w:rPr>
-          <w:b w:val="0"/>
-          <w:sz w:val="22"/>
-        </w:rPr>
-        <w:t>(d) Tokyo</w:t>
-      </w:r>
-    </w:p>
-    <w:p>
-      <w:pPr>
-        <w:spacing w:after="0" w:before="40"/>
-      </w:pPr>
-      <w:r>
-        <w:rPr>
-          <w:b/>
-          <w:sz w:val="22"/>
-        </w:rPr>
-        <w:t>Answer: c</w:t>
-      </w:r>
-    </w:p>
-    <w:p>
-      <w:pPr>
-        <w:spacing w:after="0" w:before="0"/>
-      </w:pPr>
-      <w:r>
-        <w:rPr>
-          <w:b w:val="0"/>
-          <w:sz w:val="21"/>
-        </w:rPr>
-        <w:t>Solution: The first Asian Games were held in New Delhi in 1951.</w:t>
-      </w:r>
-    </w:p>
-    <w:p>
-      <w:pPr>
-        <w:spacing w:after="0" w:before="0"/>
-      </w:pPr>
-      <w:r>
-        <w:rPr>
-          <w:b w:val="0"/>
-          <w:sz w:val="20"/>
-        </w:rPr>
-        <w:t>Positive Marks: 1</w:t>
-      </w:r>
-    </w:p>
-    <w:p>
-      <w:pPr>
-        <w:spacing w:after="160" w:before="0"/>
-      </w:pPr>
-      <w:r>
-        <w:rPr>
-          <w:b w:val="0"/>
-          <w:sz w:val="20"/>
-        </w:rPr>
-        <w:t>Negative Marks: 0.25</w:t>
-      </w:r>
-    </w:p>
-    <w:p>
-      <w:pPr>
-        <w:spacing w:after="20" w:before="120"/>
-      </w:pPr>
-      <w:r>
-        <w:rPr>
-          <w:b/>
-          <w:sz w:val="22"/>
-        </w:rPr>
-        <w:t>Question: Which of the following symbols is internationally recognized as a warning for biohazard (infectious biological material)?</w:t>
-      </w:r>
-    </w:p>
-    <w:p>
-      <w:pPr>
-        <w:spacing w:after="0" w:before="0"/>
-      </w:pPr>
-      <w:r>
-        <w:rPr>
-          <w:b w:val="0"/>
-          <w:sz w:val="22"/>
-        </w:rPr>
-        <w:t>(a) Autoclave</w:t>
-      </w:r>
-    </w:p>
-    <w:p>
-      <w:pPr>
-        <w:spacing w:after="0" w:before="0"/>
-      </w:pPr>
-      <w:r>
-        <w:rPr>
-          <w:b w:val="0"/>
-          <w:sz w:val="22"/>
-        </w:rPr>
-        <w:t>(b) Cytotoxic</w:t>
-      </w:r>
-    </w:p>
-    <w:p>
-      <w:pPr>
-        <w:spacing w:after="0" w:before="0"/>
-      </w:pPr>
-      <w:r>
-        <w:rPr>
-          <w:b w:val="0"/>
-          <w:sz w:val="22"/>
-        </w:rPr>
-        <w:t>(c) Radiation</w:t>
-      </w:r>
-    </w:p>
-    <w:p>
-      <w:pPr>
-        <w:spacing w:after="0" w:before="0"/>
-      </w:pPr>
-      <w:r>
-        <w:rPr>
-          <w:b w:val="0"/>
-          <w:sz w:val="22"/>
-        </w:rPr>
-        <w:t>(d) Biohazard</w:t>
-      </w:r>
-    </w:p>
-    <w:p>
-      <w:pPr>
-        <w:spacing w:after="0" w:before="40"/>
-      </w:pPr>
-      <w:r>
-        <w:rPr>
-          <w:b/>
-          <w:sz w:val="22"/>
-        </w:rPr>
-        <w:t>Answer: d</w:t>
-      </w:r>
-    </w:p>
-    <w:p>
-      <w:pPr>
-        <w:spacing w:after="0" w:before="0"/>
-      </w:pPr>
-      <w:r>
-        <w:rPr>
-          <w:b w:val="0"/>
-          <w:sz w:val="21"/>
-        </w:rPr>
-        <w:t>Solution: The biohazard symbol warns of infectious biological material; the trefoil symbol indicates radiation and a cytotoxic label warns of hazardous drugs.</w:t>
-      </w:r>
-    </w:p>
-    <w:p>
-      <w:pPr>
-        <w:spacing w:after="0" w:before="0"/>
-      </w:pPr>
-      <w:r>
-        <w:rPr>
-          <w:b w:val="0"/>
-          <w:sz w:val="20"/>
-        </w:rPr>
-        <w:t>Positive Marks: 1</w:t>
-      </w:r>
-    </w:p>
-    <w:p>
-      <w:pPr>
-        <w:spacing w:after="160" w:before="0"/>
-      </w:pPr>
-      <w:r>
-        <w:rPr>
-          <w:b w:val="0"/>
-          <w:sz w:val="20"/>
-        </w:rPr>
-        <w:t>Negative Marks: 0.25</w:t>
-      </w:r>
-    </w:p>
-    <w:p>
-      <w:pPr>
-        <w:spacing w:after="20" w:before="120"/>
-      </w:pPr>
-      <w:r>
-        <w:rPr>
-          <w:b/>
-          <w:sz w:val="22"/>
-        </w:rPr>
-        <w:t>Question: India's first manned space mission 'Gaganyaan' is scheduled using which launch vehicle?</w:t>
-      </w:r>
-    </w:p>
-    <w:p>
-      <w:pPr>
-        <w:spacing w:after="0" w:before="0"/>
-      </w:pPr>
-      <w:r>
-        <w:rPr>
-          <w:b w:val="0"/>
-          <w:sz w:val="22"/>
-        </w:rPr>
-        <w:t>(a) GSLV Mk III (LVM3)</w:t>
-      </w:r>
-    </w:p>
-    <w:p>
-      <w:pPr>
-        <w:spacing w:after="0" w:before="0"/>
-      </w:pPr>
-      <w:r>
-        <w:rPr>
-          <w:b w:val="0"/>
-          <w:sz w:val="22"/>
-        </w:rPr>
-        <w:t>(b) ASLV</w:t>
-      </w:r>
-    </w:p>
-    <w:p>
-      <w:pPr>
-        <w:spacing w:after="0" w:before="0"/>
-      </w:pPr>
-      <w:r>
-        <w:rPr>
-          <w:b w:val="0"/>
-          <w:sz w:val="22"/>
-        </w:rPr>
-        <w:t>(c) PSLV</w:t>
-      </w:r>
-    </w:p>
-    <w:p>
-      <w:pPr>
-        <w:spacing w:after="0" w:before="0"/>
-      </w:pPr>
-      <w:r>
-        <w:rPr>
-          <w:b w:val="0"/>
-          <w:sz w:val="22"/>
-        </w:rPr>
-        <w:t>(d) SSLV</w:t>
-      </w:r>
-    </w:p>
-    <w:p>
-      <w:pPr>
-        <w:spacing w:after="0" w:before="40"/>
-      </w:pPr>
-      <w:r>
-        <w:rPr>
-          <w:b/>
-          <w:sz w:val="22"/>
-        </w:rPr>
-        <w:t>Answer: a</w:t>
-      </w:r>
-    </w:p>
-    <w:p>
-      <w:pPr>
-        <w:spacing w:after="0" w:before="0"/>
-      </w:pPr>
-      <w:r>
-        <w:rPr>
-          <w:b w:val="0"/>
-          <w:sz w:val="21"/>
-        </w:rPr>
-        <w:t>Solution: Gaganyaan, India's human spaceflight programme, will use the LVM3 (GSLV Mk III) launch vehicle.</w:t>
-      </w:r>
-    </w:p>
-    <w:p>
-      <w:pPr>
-        <w:spacing w:after="0" w:before="0"/>
-      </w:pPr>
-      <w:r>
-        <w:rPr>
-          <w:b w:val="0"/>
-          <w:sz w:val="20"/>
-        </w:rPr>
-        <w:t>Positive Marks: 1</w:t>
-      </w:r>
-    </w:p>
-    <w:p>
-      <w:pPr>
-        <w:spacing w:after="160" w:before="0"/>
-      </w:pPr>
-      <w:r>
-        <w:rPr>
-          <w:b w:val="0"/>
-          <w:sz w:val="20"/>
-        </w:rPr>
-        <w:t>Negative Marks: 0.25</w:t>
-      </w:r>
-    </w:p>
-    <w:p>
-      <w:pPr>
-        <w:spacing w:after="20" w:before="120"/>
-      </w:pPr>
-      <w:r>
-        <w:rPr>
-          <w:b/>
-          <w:sz w:val="22"/>
-        </w:rPr>
-        <w:t>Question: The bullet train project in India is hunched with the support of which of the following country?</w:t>
-      </w:r>
-    </w:p>
-    <w:p>
-      <w:pPr>
-        <w:spacing w:after="0" w:before="0"/>
-      </w:pPr>
-      <w:r>
-        <w:rPr>
-          <w:b w:val="0"/>
-          <w:sz w:val="22"/>
-        </w:rPr>
-        <w:t>(a) Korea</w:t>
-      </w:r>
-    </w:p>
-    <w:p>
-      <w:pPr>
-        <w:spacing w:after="0" w:before="0"/>
-      </w:pPr>
-      <w:r>
-        <w:rPr>
-          <w:b w:val="0"/>
-          <w:sz w:val="22"/>
-        </w:rPr>
-        <w:t>(b) Russia</w:t>
-      </w:r>
-    </w:p>
-    <w:p>
-      <w:pPr>
-        <w:spacing w:after="0" w:before="0"/>
-      </w:pPr>
-      <w:r>
-        <w:rPr>
-          <w:b w:val="0"/>
-          <w:sz w:val="22"/>
-        </w:rPr>
-        <w:t>(c) Germany</w:t>
-      </w:r>
-    </w:p>
-    <w:p>
-      <w:pPr>
-        <w:spacing w:after="0" w:before="0"/>
-      </w:pPr>
-      <w:r>
-        <w:rPr>
-          <w:b w:val="0"/>
-          <w:sz w:val="22"/>
-        </w:rPr>
-        <w:t>(d) Japan</w:t>
-      </w:r>
-    </w:p>
-    <w:p>
-      <w:pPr>
-        <w:spacing w:after="0" w:before="40"/>
-      </w:pPr>
-      <w:r>
-        <w:rPr>
-          <w:b/>
-          <w:sz w:val="22"/>
-        </w:rPr>
-        <w:t>Answer: d</w:t>
-      </w:r>
-    </w:p>
-    <w:p>
-      <w:pPr>
-        <w:spacing w:after="0" w:before="0"/>
-      </w:pPr>
-      <w:r>
-        <w:rPr>
-          <w:b w:val="0"/>
-          <w:sz w:val="21"/>
-        </w:rPr>
-        <w:t>Solution: The bullet train project in India is being supported by Japan. The Government of Japan has been actively involved in the development and implementation of high-speed rail infrastructure projects, commonly known as bullet trains, in various countries. In India, the bullet train project, also known as the Mumbai- Ahmedabad High-Speed Rail (MAHSR) project, is being implemented with technical and financial assistance from Japan. The project aims to establish a high-speed rail corridor between Mumbai and Ahmedabad, significantly reducing travel time and enhancing connectivity between the two major cities.</w:t>
-      </w:r>
-    </w:p>
-    <w:p>
-      <w:pPr>
-        <w:spacing w:after="0" w:before="0"/>
-      </w:pPr>
-      <w:r>
-        <w:rPr>
-          <w:b w:val="0"/>
-          <w:sz w:val="20"/>
-        </w:rPr>
-        <w:t>Positive Marks: 1</w:t>
-      </w:r>
-    </w:p>
-    <w:p>
-      <w:pPr>
-        <w:spacing w:after="160" w:before="0"/>
-      </w:pPr>
-      <w:r>
-        <w:rPr>
-          <w:b w:val="0"/>
-          <w:sz w:val="20"/>
-        </w:rPr>
-        <w:t>Negative Marks: 0.25</w:t>
-      </w:r>
-    </w:p>
-    <w:p>
-      <w:pPr>
-        <w:spacing w:after="20" w:before="120"/>
-      </w:pPr>
-      <w:r>
-        <w:rPr>
-          <w:b/>
-          <w:sz w:val="22"/>
-        </w:rPr>
-        <w:t>Question: Find the next number in the series: 3, 8, 15, 24, 35, ?</w:t>
-      </w:r>
-    </w:p>
-    <w:p>
-      <w:pPr>
-        <w:spacing w:after="0" w:before="0"/>
-      </w:pPr>
-      <w:r>
-        <w:rPr>
-          <w:b w:val="0"/>
-          <w:sz w:val="22"/>
-        </w:rPr>
-        <w:t>(a) 46</w:t>
-      </w:r>
-    </w:p>
-    <w:p>
-      <w:pPr>
-        <w:spacing w:after="0" w:before="0"/>
-      </w:pPr>
-      <w:r>
-        <w:rPr>
-          <w:b w:val="0"/>
-          <w:sz w:val="22"/>
-        </w:rPr>
-        <w:t>(b) 48</w:t>
-      </w:r>
-    </w:p>
-    <w:p>
-      <w:pPr>
-        <w:spacing w:after="0" w:before="0"/>
-      </w:pPr>
-      <w:r>
-        <w:rPr>
-          <w:b w:val="0"/>
-          <w:sz w:val="22"/>
-        </w:rPr>
-        <w:t>(c) 50</w:t>
-      </w:r>
-    </w:p>
-    <w:p>
-      <w:pPr>
-        <w:spacing w:after="0" w:before="0"/>
-      </w:pPr>
-      <w:r>
-        <w:rPr>
-          <w:b w:val="0"/>
-          <w:sz w:val="22"/>
-        </w:rPr>
-        <w:t>(d) 44</w:t>
-      </w:r>
-    </w:p>
-    <w:p>
-      <w:pPr>
-        <w:spacing w:after="0" w:before="40"/>
-      </w:pPr>
-      <w:r>
-        <w:rPr>
-          <w:b/>
-          <w:sz w:val="22"/>
-        </w:rPr>
-        <w:t>Answer: b</w:t>
-      </w:r>
-    </w:p>
-    <w:p>
-      <w:pPr>
-        <w:spacing w:after="0" w:before="0"/>
-      </w:pPr>
-      <w:r>
-        <w:rPr>
-          <w:b w:val="0"/>
-          <w:sz w:val="21"/>
-        </w:rPr>
-        <w:t>Solution: Differences are odd numbers increasing by 2 (+5, +7, +9, +11, +13): 35 + 13 = 48.</w:t>
-      </w:r>
-    </w:p>
-    <w:p>
-      <w:pPr>
-        <w:spacing w:after="0" w:before="0"/>
-      </w:pPr>
-      <w:r>
-        <w:rPr>
-          <w:b w:val="0"/>
-          <w:sz w:val="20"/>
-        </w:rPr>
-        <w:t>Positive Marks: 1</w:t>
-      </w:r>
-    </w:p>
-    <w:p>
-      <w:pPr>
-        <w:spacing w:after="160" w:before="0"/>
-      </w:pPr>
-      <w:r>
-        <w:rPr>
-          <w:b w:val="0"/>
-          <w:sz w:val="20"/>
-        </w:rPr>
-        <w:t>Negative Marks: 0.25</w:t>
-      </w:r>
-    </w:p>
-    <w:p>
-      <w:pPr>
-        <w:spacing w:after="20" w:before="120"/>
-      </w:pPr>
-      <w:r>
-        <w:rPr>
-          <w:b/>
-          <w:sz w:val="22"/>
-        </w:rPr>
-        <w:t>Question: Which is a longest bone in Human body?</w:t>
-      </w:r>
-    </w:p>
-    <w:p>
-      <w:pPr>
-        <w:spacing w:after="0" w:before="0"/>
-      </w:pPr>
-      <w:r>
-        <w:rPr>
-          <w:b w:val="0"/>
-          <w:sz w:val="22"/>
-        </w:rPr>
-        <w:t>(a) Humerus</w:t>
-      </w:r>
-    </w:p>
-    <w:p>
-      <w:pPr>
-        <w:spacing w:after="0" w:before="0"/>
-      </w:pPr>
-      <w:r>
-        <w:rPr>
-          <w:b w:val="0"/>
-          <w:sz w:val="22"/>
-        </w:rPr>
-        <w:t>(b) Fibula</w:t>
-      </w:r>
-    </w:p>
-    <w:p>
-      <w:pPr>
-        <w:spacing w:after="0" w:before="0"/>
-      </w:pPr>
-      <w:r>
-        <w:rPr>
-          <w:b w:val="0"/>
-          <w:sz w:val="22"/>
-        </w:rPr>
-        <w:t>(c) Tibia</w:t>
-      </w:r>
-    </w:p>
-    <w:p>
-      <w:pPr>
-        <w:spacing w:after="0" w:before="0"/>
-      </w:pPr>
-      <w:r>
-        <w:rPr>
-          <w:b w:val="0"/>
-          <w:sz w:val="22"/>
-        </w:rPr>
-        <w:t>(d) Femur</w:t>
-      </w:r>
-    </w:p>
-    <w:p>
-      <w:pPr>
-        <w:spacing w:after="0" w:before="40"/>
-      </w:pPr>
-      <w:r>
-        <w:rPr>
-          <w:b/>
-          <w:sz w:val="22"/>
-        </w:rPr>
-        <w:t>Answer: d</w:t>
-      </w:r>
-    </w:p>
-    <w:p>
-      <w:pPr>
-        <w:spacing w:after="0" w:before="0"/>
-      </w:pPr>
-      <w:r>
-        <w:rPr>
-          <w:b w:val="0"/>
-          <w:sz w:val="21"/>
-        </w:rPr>
-        <w:t>Solution: The femur (option a) is the longest bone in the human body. Located in the thigh, it extends from the hip joint to the knee joint. The femur is a weight-bearing bone that provides support and stability during activities such as walking, running, and jumping. Its length and strength are essential for proper locomotion and overall skeletal function. The femur's structure and composition enable it to withstand significant forces and distribute them effectively to other bones and joints. Understanding the anatomy and function of the femur is crucial in the diagnosis and treatment of fractures, bone disorders, and joint replacements.</w:t>
-      </w:r>
-    </w:p>
-    <w:p>
-      <w:pPr>
-        <w:spacing w:after="0" w:before="0"/>
-      </w:pPr>
-      <w:r>
-        <w:rPr>
-          <w:b w:val="0"/>
-          <w:sz w:val="20"/>
-        </w:rPr>
-        <w:t>Positive Marks: 1</w:t>
-      </w:r>
-    </w:p>
-    <w:p>
-      <w:pPr>
-        <w:spacing w:after="160" w:before="0"/>
-      </w:pPr>
-      <w:r>
-        <w:rPr>
-          <w:b w:val="0"/>
-          <w:sz w:val="20"/>
-        </w:rPr>
-        <w:t>Negative Marks: 0.25</w:t>
-      </w:r>
-    </w:p>
-    <w:p>
-      <w:pPr>
-        <w:spacing w:after="20" w:before="120"/>
-      </w:pPr>
-      <w:r>
-        <w:rPr>
-          <w:b/>
-          <w:sz w:val="22"/>
-        </w:rPr>
-        <w:t>Question: Neeraj Chopra won the gold medal in which event at the Tokyo Olympics 2020?</w:t>
-      </w:r>
-    </w:p>
-    <w:p>
-      <w:pPr>
-        <w:spacing w:after="0" w:before="0"/>
-      </w:pPr>
-      <w:r>
-        <w:rPr>
-          <w:b w:val="0"/>
-          <w:sz w:val="22"/>
-        </w:rPr>
-        <w:t>(a) Long jump</w:t>
-      </w:r>
-    </w:p>
-    <w:p>
-      <w:pPr>
-        <w:spacing w:after="0" w:before="0"/>
-      </w:pPr>
-      <w:r>
-        <w:rPr>
-          <w:b w:val="0"/>
-          <w:sz w:val="22"/>
-        </w:rPr>
-        <w:t>(b) Javelin throw</w:t>
-      </w:r>
-    </w:p>
-    <w:p>
-      <w:pPr>
-        <w:spacing w:after="0" w:before="0"/>
-      </w:pPr>
-      <w:r>
-        <w:rPr>
-          <w:b w:val="0"/>
-          <w:sz w:val="22"/>
-        </w:rPr>
-        <w:t>(c) Shot put</w:t>
-      </w:r>
-    </w:p>
-    <w:p>
-      <w:pPr>
-        <w:spacing w:after="0" w:before="0"/>
-      </w:pPr>
-      <w:r>
-        <w:rPr>
-          <w:b w:val="0"/>
-          <w:sz w:val="22"/>
-        </w:rPr>
-        <w:t>(d) Discus throw</w:t>
-      </w:r>
-    </w:p>
-    <w:p>
-      <w:pPr>
-        <w:spacing w:after="0" w:before="40"/>
-      </w:pPr>
-      <w:r>
-        <w:rPr>
-          <w:b/>
-          <w:sz w:val="22"/>
-        </w:rPr>
-        <w:t>Answer: b</w:t>
-      </w:r>
-    </w:p>
-    <w:p>
-      <w:pPr>
-        <w:spacing w:after="0" w:before="0"/>
-      </w:pPr>
-      <w:r>
-        <w:rPr>
-          <w:b w:val="0"/>
-          <w:sz w:val="21"/>
-        </w:rPr>
-        <w:t>Solution: Neeraj Chopra won the men's javelin throw gold at Tokyo 2020 - India's first Olympic gold in athletics.</w:t>
-      </w:r>
-    </w:p>
-    <w:p>
-      <w:pPr>
-        <w:spacing w:after="0" w:before="0"/>
-      </w:pPr>
-      <w:r>
-        <w:rPr>
-          <w:b w:val="0"/>
-          <w:sz w:val="20"/>
-        </w:rPr>
-        <w:t>Positive Marks: 1</w:t>
-      </w:r>
-    </w:p>
-    <w:p>
-      <w:pPr>
-        <w:spacing w:after="160" w:before="0"/>
-      </w:pPr>
-      <w:r>
-        <w:rPr>
-          <w:b w:val="0"/>
-          <w:sz w:val="20"/>
-        </w:rPr>
-        <w:t>Negative Marks: 0.25</w:t>
-      </w:r>
-    </w:p>
-    <w:p>
-      <w:pPr>
-        <w:spacing w:after="20" w:before="120"/>
-      </w:pPr>
-      <w:r>
-        <w:rPr>
-          <w:b/>
-          <w:sz w:val="22"/>
-        </w:rPr>
-        <w:t>Question: India is having rupees at the same way united states currency?</w:t>
-      </w:r>
-    </w:p>
-    <w:p>
-      <w:pPr>
-        <w:spacing w:after="0" w:before="0"/>
-      </w:pPr>
-      <w:r>
-        <w:rPr>
-          <w:b w:val="0"/>
-          <w:sz w:val="22"/>
-        </w:rPr>
-        <w:t>(a) Pound</w:t>
-      </w:r>
-    </w:p>
-    <w:p>
-      <w:pPr>
-        <w:spacing w:after="0" w:before="0"/>
-      </w:pPr>
-      <w:r>
-        <w:rPr>
-          <w:b w:val="0"/>
-          <w:sz w:val="22"/>
-        </w:rPr>
-        <w:t>(b) Dollar</w:t>
-      </w:r>
-    </w:p>
-    <w:p>
-      <w:pPr>
-        <w:spacing w:after="0" w:before="0"/>
-      </w:pPr>
-      <w:r>
-        <w:rPr>
-          <w:b w:val="0"/>
-          <w:sz w:val="22"/>
-        </w:rPr>
-        <w:t>(c) Euro</w:t>
-      </w:r>
-    </w:p>
-    <w:p>
-      <w:pPr>
-        <w:spacing w:after="0" w:before="0"/>
-      </w:pPr>
-      <w:r>
-        <w:rPr>
-          <w:b w:val="0"/>
-          <w:sz w:val="22"/>
-        </w:rPr>
-        <w:t>(d) Taka</w:t>
-      </w:r>
-    </w:p>
-    <w:p>
-      <w:pPr>
-        <w:spacing w:after="0" w:before="40"/>
-      </w:pPr>
-      <w:r>
-        <w:rPr>
-          <w:b/>
-          <w:sz w:val="22"/>
-        </w:rPr>
-        <w:t>Answer: b</w:t>
-      </w:r>
-    </w:p>
-    <w:p>
-      <w:pPr>
-        <w:spacing w:after="0" w:before="0"/>
-      </w:pPr>
-      <w:r>
-        <w:rPr>
-          <w:b w:val="0"/>
-          <w:sz w:val="21"/>
-        </w:rPr>
-        <w:t>Solution: Just as the rupee is the currency of India, the US dollar is the official currency of the United States.</w:t>
-      </w:r>
-    </w:p>
-    <w:p>
-      <w:pPr>
-        <w:spacing w:after="0" w:before="0"/>
-      </w:pPr>
-      <w:r>
-        <w:rPr>
-          <w:b w:val="0"/>
-          <w:sz w:val="20"/>
-        </w:rPr>
-        <w:t>Positive Marks: 1</w:t>
-      </w:r>
-    </w:p>
-    <w:p>
-      <w:pPr>
-        <w:spacing w:after="160" w:before="0"/>
-      </w:pPr>
-      <w:r>
-        <w:rPr>
-          <w:b w:val="0"/>
-          <w:sz w:val="20"/>
-        </w:rPr>
-        <w:t>Negative Marks: 0.25</w:t>
-      </w:r>
-    </w:p>
-    <w:p>
-      <w:pPr>
-        <w:spacing w:after="20" w:before="120"/>
-      </w:pPr>
-      <w:r>
-        <w:rPr>
-          <w:b/>
-          <w:sz w:val="22"/>
-        </w:rPr>
-        <w:t>Question: Failure to pass meconium within the first 24 Hours after birth may indicate:</w:t>
-      </w:r>
-    </w:p>
-    <w:p>
-      <w:pPr>
-        <w:spacing w:after="0" w:before="0"/>
-      </w:pPr>
-      <w:r>
-        <w:rPr>
-          <w:b w:val="0"/>
-          <w:sz w:val="22"/>
-        </w:rPr>
-        <w:t>(a) Celiac disease</w:t>
-      </w:r>
-    </w:p>
-    <w:p>
-      <w:pPr>
-        <w:spacing w:after="0" w:before="0"/>
-      </w:pPr>
-      <w:r>
-        <w:rPr>
-          <w:b w:val="0"/>
-          <w:sz w:val="22"/>
-        </w:rPr>
-        <w:t>(b) Abdominal wall defect</w:t>
-      </w:r>
-    </w:p>
-    <w:p>
-      <w:pPr>
-        <w:spacing w:after="0" w:before="0"/>
-      </w:pPr>
-      <w:r>
-        <w:rPr>
-          <w:b w:val="0"/>
-          <w:sz w:val="22"/>
-        </w:rPr>
-        <w:t>(c) Hirschsprung's disease</w:t>
-      </w:r>
-    </w:p>
-    <w:p>
-      <w:pPr>
-        <w:spacing w:after="0" w:before="0"/>
-      </w:pPr>
-      <w:r>
-        <w:rPr>
-          <w:b w:val="0"/>
-          <w:sz w:val="22"/>
-        </w:rPr>
-        <w:t>(d) Intussusception</w:t>
-      </w:r>
-    </w:p>
-    <w:p>
-      <w:pPr>
-        <w:spacing w:after="0" w:before="40"/>
-      </w:pPr>
-      <w:r>
-        <w:rPr>
-          <w:b/>
-          <w:sz w:val="22"/>
-        </w:rPr>
-        <w:t>Answer: c</w:t>
-      </w:r>
-    </w:p>
-    <w:p>
-      <w:pPr>
-        <w:spacing w:after="0" w:before="0"/>
-      </w:pPr>
-      <w:r>
-        <w:rPr>
-          <w:b w:val="0"/>
-          <w:sz w:val="21"/>
-        </w:rPr>
-        <w:t>Solution: Failure to pass meconium within the first 24 hours of life may indicate Hirschsprung's disease (congenital aganglionosis).</w:t>
-      </w:r>
-    </w:p>
-    <w:p>
-      <w:pPr>
-        <w:spacing w:after="0" w:before="0"/>
-      </w:pPr>
-      <w:r>
-        <w:rPr>
-          <w:b w:val="0"/>
-          <w:sz w:val="20"/>
-        </w:rPr>
-        <w:t>Positive Marks: 1</w:t>
-      </w:r>
-    </w:p>
-    <w:p>
-      <w:pPr>
-        <w:spacing w:after="160" w:before="0"/>
-      </w:pPr>
-      <w:r>
-        <w:rPr>
-          <w:b w:val="0"/>
-          <w:sz w:val="20"/>
-        </w:rPr>
-        <w:t>Negative Marks: 0.25</w:t>
-      </w:r>
-    </w:p>
-    <w:p>
-      <w:pPr>
-        <w:spacing w:after="20" w:before="120"/>
-      </w:pPr>
-      <w:r>
-        <w:rPr>
-          <w:b/>
-          <w:sz w:val="22"/>
-        </w:rPr>
-        <w:t>Question: Which vitamin is synthesised in the skin on exposure to sunlight?</w:t>
-      </w:r>
-    </w:p>
-    <w:p>
-      <w:pPr>
-        <w:spacing w:after="0" w:before="0"/>
-      </w:pPr>
-      <w:r>
-        <w:rPr>
-          <w:b w:val="0"/>
-          <w:sz w:val="22"/>
-        </w:rPr>
-        <w:t>(a) Vitamin C</w:t>
-      </w:r>
-    </w:p>
-    <w:p>
-      <w:pPr>
-        <w:spacing w:after="0" w:before="0"/>
-      </w:pPr>
-      <w:r>
-        <w:rPr>
-          <w:b w:val="0"/>
-          <w:sz w:val="22"/>
-        </w:rPr>
-        <w:t>(b) Vitamin B12</w:t>
-      </w:r>
-    </w:p>
-    <w:p>
-      <w:pPr>
-        <w:spacing w:after="0" w:before="0"/>
-      </w:pPr>
-      <w:r>
-        <w:rPr>
-          <w:b w:val="0"/>
-          <w:sz w:val="22"/>
-        </w:rPr>
-        <w:t>(c) Vitamin D</w:t>
-      </w:r>
-    </w:p>
-    <w:p>
-      <w:pPr>
-        <w:spacing w:after="0" w:before="0"/>
-      </w:pPr>
-      <w:r>
-        <w:rPr>
-          <w:b w:val="0"/>
-          <w:sz w:val="22"/>
-        </w:rPr>
-        <w:t>(d) Vitamin A</w:t>
-      </w:r>
-    </w:p>
-    <w:p>
-      <w:pPr>
-        <w:spacing w:after="0" w:before="40"/>
-      </w:pPr>
-      <w:r>
-        <w:rPr>
-          <w:b/>
-          <w:sz w:val="22"/>
-        </w:rPr>
-        <w:t>Answer: c</w:t>
-      </w:r>
-    </w:p>
-    <w:p>
-      <w:pPr>
-        <w:spacing w:after="0" w:before="0"/>
-      </w:pPr>
-      <w:r>
-        <w:rPr>
-          <w:b w:val="0"/>
-          <w:sz w:val="21"/>
-        </w:rPr>
-        <w:t>Solution: Ultraviolet rays convert 7-dehydrocholesterol in the skin into vitamin D.</w:t>
-      </w:r>
-    </w:p>
-    <w:p>
-      <w:pPr>
-        <w:spacing w:after="0" w:before="0"/>
-      </w:pPr>
-      <w:r>
-        <w:rPr>
-          <w:b w:val="0"/>
-          <w:sz w:val="20"/>
-        </w:rPr>
-        <w:t>Positive Marks: 1</w:t>
-      </w:r>
-    </w:p>
-    <w:p>
-      <w:pPr>
-        <w:spacing w:after="160" w:before="0"/>
-      </w:pPr>
-      <w:r>
-        <w:rPr>
-          <w:b w:val="0"/>
-          <w:sz w:val="20"/>
-        </w:rPr>
-        <w:t>Negative Marks: 0.25</w:t>
-      </w:r>
-    </w:p>
-    <w:p>
-      <w:pPr>
-        <w:spacing w:after="20" w:before="120"/>
-      </w:pPr>
-      <w:r>
-        <w:rPr>
-          <w:b/>
-          <w:sz w:val="22"/>
-        </w:rPr>
-        <w:t>Question: Benchmark disability criteria in India is?</w:t>
-      </w:r>
-    </w:p>
-    <w:p>
-      <w:pPr>
-        <w:spacing w:after="0" w:before="0"/>
-      </w:pPr>
-      <w:r>
-        <w:rPr>
-          <w:b w:val="0"/>
-          <w:sz w:val="22"/>
-        </w:rPr>
-        <w:t>(a) 0.25</w:t>
-      </w:r>
-    </w:p>
-    <w:p>
-      <w:pPr>
-        <w:spacing w:after="0" w:before="0"/>
-      </w:pPr>
-      <w:r>
-        <w:rPr>
-          <w:b w:val="0"/>
-          <w:sz w:val="22"/>
-        </w:rPr>
-        <w:t>(b) 0.4</w:t>
-      </w:r>
-    </w:p>
-    <w:p>
-      <w:pPr>
-        <w:spacing w:after="0" w:before="0"/>
-      </w:pPr>
-      <w:r>
-        <w:rPr>
-          <w:b w:val="0"/>
-          <w:sz w:val="22"/>
-        </w:rPr>
-        <w:t>(c) 0.5</w:t>
-      </w:r>
-    </w:p>
-    <w:p>
-      <w:pPr>
-        <w:spacing w:after="0" w:before="0"/>
-      </w:pPr>
-      <w:r>
-        <w:rPr>
-          <w:b w:val="0"/>
-          <w:sz w:val="22"/>
-        </w:rPr>
-        <w:t>(d) 0.35</w:t>
-      </w:r>
-    </w:p>
-    <w:p>
-      <w:pPr>
-        <w:spacing w:after="0" w:before="40"/>
-      </w:pPr>
-      <w:r>
-        <w:rPr>
-          <w:b/>
-          <w:sz w:val="22"/>
-        </w:rPr>
-        <w:t>Answer: b</w:t>
-      </w:r>
-    </w:p>
-    <w:p>
-      <w:pPr>
-        <w:spacing w:after="0" w:before="0"/>
-      </w:pPr>
-      <w:r>
-        <w:rPr>
-          <w:b w:val="0"/>
-          <w:sz w:val="21"/>
-        </w:rPr>
-        <w:t>Solution: In India, the benchmark disability criteria is 40%, which means a person with a disability that is 40% or more is eligible for various benefits and reservations in education and employment. This benchmark is used to identify persons with disabilities for different purposes, such as issuing disability certificates, providing disability-related benefits, and making reservations for disabled persons.</w:t>
-      </w:r>
-    </w:p>
-    <w:p>
-      <w:pPr>
-        <w:spacing w:after="0" w:before="0"/>
-      </w:pPr>
-      <w:r>
-        <w:rPr>
-          <w:b w:val="0"/>
-          <w:sz w:val="20"/>
-        </w:rPr>
-        <w:t>Positive Marks: 1</w:t>
-      </w:r>
-    </w:p>
-    <w:p>
-      <w:pPr>
-        <w:spacing w:after="160" w:before="0"/>
-      </w:pPr>
-      <w:r>
-        <w:rPr>
-          <w:b w:val="0"/>
-          <w:sz w:val="20"/>
-        </w:rPr>
-        <w:t>Negative Marks: 0.25</w:t>
-      </w:r>
-    </w:p>
-    <w:p>
-      <w:pPr>
-        <w:spacing w:after="20" w:before="120"/>
-      </w:pPr>
-      <w:r>
-        <w:rPr>
-          <w:b/>
-          <w:sz w:val="22"/>
-        </w:rPr>
-        <w:t>Question: The 'Ramsar Convention' is related to the conservation of:</w:t>
-      </w:r>
-    </w:p>
-    <w:p>
-      <w:pPr>
-        <w:spacing w:after="0" w:before="0"/>
-      </w:pPr>
-      <w:r>
-        <w:rPr>
-          <w:b w:val="0"/>
-          <w:sz w:val="22"/>
-        </w:rPr>
-        <w:t>(a) Wildlife sanctuaries</w:t>
-      </w:r>
-    </w:p>
-    <w:p>
-      <w:pPr>
-        <w:spacing w:after="0" w:before="0"/>
-      </w:pPr>
-      <w:r>
-        <w:rPr>
-          <w:b w:val="0"/>
-          <w:sz w:val="22"/>
-        </w:rPr>
-        <w:t>(b) Forests</w:t>
-      </w:r>
-    </w:p>
-    <w:p>
-      <w:pPr>
-        <w:spacing w:after="0" w:before="0"/>
-      </w:pPr>
-      <w:r>
-        <w:rPr>
-          <w:b w:val="0"/>
-          <w:sz w:val="22"/>
-        </w:rPr>
-        <w:t>(c) Oceans</w:t>
-      </w:r>
-    </w:p>
-    <w:p>
-      <w:pPr>
-        <w:spacing w:after="0" w:before="0"/>
-      </w:pPr>
-      <w:r>
-        <w:rPr>
-          <w:b w:val="0"/>
-          <w:sz w:val="22"/>
-        </w:rPr>
-        <w:t>(d) Wetlands</w:t>
-      </w:r>
-    </w:p>
-    <w:p>
-      <w:pPr>
-        <w:spacing w:after="0" w:before="40"/>
-      </w:pPr>
-      <w:r>
-        <w:rPr>
-          <w:b/>
-          <w:sz w:val="22"/>
-        </w:rPr>
-        <w:t>Answer: d</w:t>
-      </w:r>
-    </w:p>
-    <w:p>
-      <w:pPr>
-        <w:spacing w:after="0" w:before="0"/>
-      </w:pPr>
-      <w:r>
-        <w:rPr>
-          <w:b w:val="0"/>
-          <w:sz w:val="21"/>
-        </w:rPr>
-        <w:t>Solution: The Ramsar Convention (1971) is an international treaty for the conservation of wetlands; Chilika is a Ramsar site.</w:t>
-      </w:r>
-    </w:p>
-    <w:p>
-      <w:pPr>
-        <w:spacing w:after="0" w:before="0"/>
-      </w:pPr>
-      <w:r>
-        <w:rPr>
-          <w:b w:val="0"/>
-          <w:sz w:val="20"/>
-        </w:rPr>
-        <w:t>Positive Marks: 1</w:t>
-      </w:r>
-    </w:p>
-    <w:p>
-      <w:pPr>
-        <w:spacing w:after="160" w:before="0"/>
-      </w:pPr>
-      <w:r>
-        <w:rPr>
-          <w:b w:val="0"/>
-          <w:sz w:val="20"/>
-        </w:rPr>
-        <w:t>Negative Marks: 0.25</w:t>
-      </w:r>
-    </w:p>
-    <w:p>
-      <w:pPr>
-        <w:spacing w:after="20" w:before="120"/>
-      </w:pPr>
-      <w:r>
-        <w:rPr>
-          <w:b/>
-          <w:sz w:val="22"/>
-        </w:rPr>
-        <w:t>Question: A is the father of B. B is the sister of C. C is the son of D. How is D related to A?</w:t>
-      </w:r>
-    </w:p>
-    <w:p>
-      <w:pPr>
-        <w:spacing w:after="0" w:before="0"/>
-      </w:pPr>
-      <w:r>
-        <w:rPr>
-          <w:b w:val="0"/>
-          <w:sz w:val="22"/>
-        </w:rPr>
-        <w:t>(a) Mother</w:t>
-      </w:r>
-    </w:p>
-    <w:p>
-      <w:pPr>
-        <w:spacing w:after="0" w:before="0"/>
-      </w:pPr>
-      <w:r>
-        <w:rPr>
-          <w:b w:val="0"/>
-          <w:sz w:val="22"/>
-        </w:rPr>
-        <w:t>(b) Daughter</w:t>
-      </w:r>
-    </w:p>
-    <w:p>
-      <w:pPr>
-        <w:spacing w:after="0" w:before="0"/>
-      </w:pPr>
-      <w:r>
-        <w:rPr>
-          <w:b w:val="0"/>
-          <w:sz w:val="22"/>
-        </w:rPr>
-        <w:t>(c) Sister</w:t>
-      </w:r>
-    </w:p>
-    <w:p>
-      <w:pPr>
-        <w:spacing w:after="0" w:before="0"/>
-      </w:pPr>
-      <w:r>
-        <w:rPr>
-          <w:b w:val="0"/>
-          <w:sz w:val="22"/>
-        </w:rPr>
-        <w:t>(d) Wife</w:t>
-      </w:r>
-    </w:p>
-    <w:p>
-      <w:pPr>
-        <w:spacing w:after="0" w:before="40"/>
-      </w:pPr>
-      <w:r>
-        <w:rPr>
-          <w:b/>
-          <w:sz w:val="22"/>
-        </w:rPr>
-        <w:t>Answer: d</w:t>
-      </w:r>
-    </w:p>
-    <w:p>
-      <w:pPr>
-        <w:spacing w:after="0" w:before="0"/>
-      </w:pPr>
-      <w:r>
-        <w:rPr>
-          <w:b w:val="0"/>
-          <w:sz w:val="21"/>
-        </w:rPr>
-        <w:t>Solution: B and C are siblings, so D (C's mother) is the wife of A (their father).</w:t>
-      </w:r>
-    </w:p>
-    <w:p>
-      <w:pPr>
-        <w:spacing w:after="0" w:before="0"/>
-      </w:pPr>
-      <w:r>
-        <w:rPr>
-          <w:b w:val="0"/>
-          <w:sz w:val="20"/>
-        </w:rPr>
-        <w:t>Positive Marks: 1</w:t>
-      </w:r>
-    </w:p>
-    <w:p>
-      <w:pPr>
-        <w:spacing w:after="160" w:before="0"/>
-      </w:pPr>
-      <w:r>
-        <w:rPr>
-          <w:b w:val="0"/>
-          <w:sz w:val="20"/>
-        </w:rPr>
-        <w:t>Negative Marks: 0.25</w:t>
+      <w:r>
+        <w:t xml:space="preserve">Question: The capital city of Australia is</w:t>
+      </w:r>
+    </w:p>
+    <w:p>
+      <w:r>
+        <w:t xml:space="preserve">(a) Sydney</w:t>
+      </w:r>
+    </w:p>
+    <w:p>
+      <w:r>
+        <w:t xml:space="preserve">(b) Canberra</w:t>
+      </w:r>
+    </w:p>
+    <w:p>
+      <w:r>
+        <w:t xml:space="preserve">(c) Melbourne</w:t>
+      </w:r>
+    </w:p>
+    <w:p>
+      <w:r>
+        <w:t xml:space="preserve">(d) Perth</w:t>
+      </w:r>
+    </w:p>
+    <w:p>
+      <w:r>
+        <w:t xml:space="preserve">Answer: b</w:t>
+      </w:r>
+    </w:p>
+    <w:p>
+      <w:r>
+        <w:t xml:space="preserve">Solution: ✅ Correct Answer: b</w:t>
+      </w:r>
+    </w:p>
+    <w:p>
+      <w:r>
+        <w:t xml:space="preserve">🧠 Reasoning: Canberra was deliberately chosen as the capital in 1908 as a compromise between rivals Sydney and Melbourne, and the city was purpose-built for the role.</w:t>
+      </w:r>
+    </w:p>
+    <w:p>
+      <w:r>
+        <w:t xml:space="preserve">❌ Why Not Other Options?</w:t>
+      </w:r>
+    </w:p>
+    <w:p>
+      <w:r>
+        <w:t xml:space="preserve">(a) — Sydney is Australia's largest and best-known city but is NOT the capital.</w:t>
+      </w:r>
+    </w:p>
+    <w:p>
+      <w:r>
+        <w:t xml:space="preserve">(c) — Melbourne was the temporary capital until Canberra was built — a classic trap.</w:t>
+      </w:r>
+    </w:p>
+    <w:p>
+      <w:r>
+        <w:t xml:space="preserve">(d) — Perth is a major western city, far from being the seat of government.</w:t>
+      </w:r>
+    </w:p>
+    <w:p>
+      <w:r>
+        <w:t xml:space="preserve">⚠️ Exam Trap: "Capital ≠ biggest city" — Canberra (Australia), Ottawa (Canada), Brasilia (Brazil), Washington DC (USA) are all planned capitals that are not the largest city.</w:t>
+      </w:r>
+    </w:p>
+    <w:p>
+      <w:r>
+        <w:t xml:space="preserve">💎 PNC Pearl: "Capital cities are often small and purpose-built — Canberra, Ottawa, Brasilia."</w:t>
+      </w:r>
+    </w:p>
+    <w:p>
+      <w:r>
+        <w:t xml:space="preserve">Positive Marks: 1</w:t>
+      </w:r>
+    </w:p>
+    <w:p>
+      <w:r>
+        <w:t xml:space="preserve">Negative Marks: 0.25</w:t>
+      </w:r>
+    </w:p>
+    <w:p>
+      <w:r>
+        <w:t xml:space="preserve"/>
+      </w:r>
+    </w:p>
+    <w:p>
+      <w:r>
+        <w:t xml:space="preserve">Question: The first woman to win the Nobel Prize was</w:t>
+      </w:r>
+    </w:p>
+    <w:p>
+      <w:r>
+        <w:t xml:space="preserve">(a) Marie Curie</w:t>
+      </w:r>
+    </w:p>
+    <w:p>
+      <w:r>
+        <w:t xml:space="preserve">(b) Mother Teresa</w:t>
+      </w:r>
+    </w:p>
+    <w:p>
+      <w:r>
+        <w:t xml:space="preserve">(c) Rosalind Franklin</w:t>
+      </w:r>
+    </w:p>
+    <w:p>
+      <w:r>
+        <w:t xml:space="preserve">(d) Florence Nightingale</w:t>
+      </w:r>
+    </w:p>
+    <w:p>
+      <w:r>
+        <w:t xml:space="preserve">Answer: a</w:t>
+      </w:r>
+    </w:p>
+    <w:p>
+      <w:r>
+        <w:t xml:space="preserve">Solution: ✅ Correct Answer: a</w:t>
+      </w:r>
+    </w:p>
+    <w:p>
+      <w:r>
+        <w:t xml:space="preserve">🧠 Reasoning: Marie Curie won the Nobel Prize in Physics in 1903 and Chemistry in 1911 — the first woman laureate and the only person ever to win Nobels in two different sciences.</w:t>
+      </w:r>
+    </w:p>
+    <w:p>
+      <w:r>
+        <w:t xml:space="preserve">❌ Why Not Other Options?</w:t>
+      </w:r>
+    </w:p>
+    <w:p>
+      <w:r>
+        <w:t xml:space="preserve">(b) — Mother Teresa won the Nobel Peace Prize in 1979 — after Curie.</w:t>
+      </w:r>
+    </w:p>
+    <w:p>
+      <w:r>
+        <w:t xml:space="preserve">(c) — Rosalind Franklin contributed to the DNA double-helix discovery but never won a Nobel.</w:t>
+      </w:r>
+    </w:p>
+    <w:p>
+      <w:r>
+        <w:t xml:space="preserve">(d) — Florence Nightingale, the founder of modern nursing, never won a Nobel.</w:t>
+      </w:r>
+    </w:p>
+    <w:p>
+      <w:r>
+        <w:t xml:space="preserve">⚠️ Exam Trap: "First woman Nobel" always = Marie Curie. Remember her two prizes: Physics 1903, Chemistry 1911 — the only double-science winner.</w:t>
+      </w:r>
+    </w:p>
+    <w:p>
+      <w:r>
+        <w:t xml:space="preserve">💎 PNC Pearl: "Curie = first woman Nobel + only double-science Nobel winner (Physics 1903, Chemistry 1911)."</w:t>
+      </w:r>
+    </w:p>
+    <w:p>
+      <w:r>
+        <w:t xml:space="preserve">Positive Marks: 1</w:t>
+      </w:r>
+    </w:p>
+    <w:p>
+      <w:r>
+        <w:t xml:space="preserve">Negative Marks: 0.25</w:t>
+      </w:r>
+    </w:p>
+    <w:p>
+      <w:r>
+        <w:t xml:space="preserve"/>
+      </w:r>
+    </w:p>
+    <w:p>
+      <w:r>
+        <w:t xml:space="preserve">Question: The currency of Japan is the</w:t>
+      </w:r>
+    </w:p>
+    <w:p>
+      <w:r>
+        <w:t xml:space="preserve">(a) Yuan</w:t>
+      </w:r>
+    </w:p>
+    <w:p>
+      <w:r>
+        <w:t xml:space="preserve">(b) Won</w:t>
+      </w:r>
+    </w:p>
+    <w:p>
+      <w:r>
+        <w:t xml:space="preserve">(c) Yen</w:t>
+      </w:r>
+    </w:p>
+    <w:p>
+      <w:r>
+        <w:t xml:space="preserve">(d) Ringgit</w:t>
+      </w:r>
+    </w:p>
+    <w:p>
+      <w:r>
+        <w:t xml:space="preserve">Answer: c</w:t>
+      </w:r>
+    </w:p>
+    <w:p>
+      <w:r>
+        <w:t xml:space="preserve">Solution: ✅ Correct Answer: c</w:t>
+      </w:r>
+    </w:p>
+    <w:p>
+      <w:r>
+        <w:t xml:space="preserve">🧠 Reasoning: The yen (JPY) is Japan's official currency — one of the world's most traded currencies.</w:t>
+      </w:r>
+    </w:p>
+    <w:p>
+      <w:r>
+        <w:t xml:space="preserve">❌ Why Not Other Options?</w:t>
+      </w:r>
+    </w:p>
+    <w:p>
+      <w:r>
+        <w:t xml:space="preserve">(a) — The yuan belongs to China.</w:t>
+      </w:r>
+    </w:p>
+    <w:p>
+      <w:r>
+        <w:t xml:space="preserve">(b) — The won is the currency of South Korea and North Korea.</w:t>
+      </w:r>
+    </w:p>
+    <w:p>
+      <w:r>
+        <w:t xml:space="preserve">(d) — The ringgit is the currency of Malaysia.</w:t>
+      </w:r>
+    </w:p>
+    <w:p>
+      <w:r>
+        <w:t xml:space="preserve">⚠️ Exam Trap: The East Asian currency set is a frequent GK item — Japan = Yen, China = Yuan, Korea = Won, Malaysia = Ringgit, Thailand = Baht.</w:t>
+      </w:r>
+    </w:p>
+    <w:p>
+      <w:r>
+        <w:t xml:space="preserve">💎 PNC Pearl: "Japan = Yen, China = Yuan, Korea = Won, Malaysia = Ringgit — one country, one currency."</w:t>
+      </w:r>
+    </w:p>
+    <w:p>
+      <w:r>
+        <w:t xml:space="preserve">Positive Marks: 1</w:t>
+      </w:r>
+    </w:p>
+    <w:p>
+      <w:r>
+        <w:t xml:space="preserve">Negative Marks: 0.25</w:t>
+      </w:r>
+    </w:p>
+    <w:p>
+      <w:r>
+        <w:t xml:space="preserve"/>
+      </w:r>
+    </w:p>
+    <w:p>
+      <w:r>
+        <w:t xml:space="preserve">Question: Which cell organelle is known as the "powerhouse of the cell"?</w:t>
+      </w:r>
+    </w:p>
+    <w:p>
+      <w:r>
+        <w:t xml:space="preserve">(a) Nucleus</w:t>
+      </w:r>
+    </w:p>
+    <w:p>
+      <w:r>
+        <w:t xml:space="preserve">(b) Ribosome</w:t>
+      </w:r>
+    </w:p>
+    <w:p>
+      <w:r>
+        <w:t xml:space="preserve">(c) Mitochondria</w:t>
+      </w:r>
+    </w:p>
+    <w:p>
+      <w:r>
+        <w:t xml:space="preserve">(d) Golgi apparatus</w:t>
+      </w:r>
+    </w:p>
+    <w:p>
+      <w:r>
+        <w:t xml:space="preserve">Answer: c</w:t>
+      </w:r>
+    </w:p>
+    <w:p>
+      <w:r>
+        <w:t xml:space="preserve">Solution: ✅ Correct Answer: c</w:t>
+      </w:r>
+    </w:p>
+    <w:p>
+      <w:r>
+        <w:t xml:space="preserve">🧠 Reasoning: Mitochondria generate ATP through cellular respiration — the energy currency of the cell — hence the name "powerhouse."</w:t>
+      </w:r>
+    </w:p>
+    <w:p>
+      <w:r>
+        <w:t xml:space="preserve">❌ Why Not Other Options?</w:t>
+      </w:r>
+    </w:p>
+    <w:p>
+      <w:r>
+        <w:t xml:space="preserve">(a) — The nucleus stores genetic material (DNA) — the "control center."</w:t>
+      </w:r>
+    </w:p>
+    <w:p>
+      <w:r>
+        <w:t xml:space="preserve">(b) — Ribosomes synthesize proteins.</w:t>
+      </w:r>
+    </w:p>
+    <w:p>
+      <w:r>
+        <w:t xml:space="preserve">(d) — The Golgi apparatus packages, modifies, and secretes substances.</w:t>
+      </w:r>
+    </w:p>
+    <w:p>
+      <w:r>
+        <w:t xml:space="preserve">⚠️ Exam Trap: Organelle-to-function matching is guaranteed — mitochondria = energy, ribosome = protein, nucleus = DNA, lysosome = digestion, Golgi = packaging.</w:t>
+      </w:r>
+    </w:p>
+    <w:p>
+      <w:r>
+        <w:t xml:space="preserve">💎 PNC Pearl: "Powerhouse = mitochondria; cells with high energy demand (muscle, liver) are packed with them."</w:t>
+      </w:r>
+    </w:p>
+    <w:p>
+      <w:r>
+        <w:t xml:space="preserve">Positive Marks: 1</w:t>
+      </w:r>
+    </w:p>
+    <w:p>
+      <w:r>
+        <w:t xml:space="preserve">Negative Marks: 0.25</w:t>
+      </w:r>
+    </w:p>
+    <w:p>
+      <w:r>
+        <w:t xml:space="preserve"/>
+      </w:r>
+    </w:p>
+    <w:p>
+      <w:r>
+        <w:t xml:space="preserve">Question: If 3 pens cost Rs 45, what is the cost of 8 pens?</w:t>
+      </w:r>
+    </w:p>
+    <w:p>
+      <w:r>
+        <w:t xml:space="preserve">(a) Rs 120</w:t>
+      </w:r>
+    </w:p>
+    <w:p>
+      <w:r>
+        <w:t xml:space="preserve">(b) Rs 135</w:t>
+      </w:r>
+    </w:p>
+    <w:p>
+      <w:r>
+        <w:t xml:space="preserve">(c) Rs 150</w:t>
+      </w:r>
+    </w:p>
+    <w:p>
+      <w:r>
+        <w:t xml:space="preserve">(d) Rs 90</w:t>
+      </w:r>
+    </w:p>
+    <w:p>
+      <w:r>
+        <w:t xml:space="preserve">Answer: a</w:t>
+      </w:r>
+    </w:p>
+    <w:p>
+      <w:r>
+        <w:t xml:space="preserve">Solution: ✅ Correct Answer: a</w:t>
+      </w:r>
+    </w:p>
+    <w:p>
+      <w:r>
+        <w:t xml:space="preserve">🧠 Reasoning: Cost of 1 pen = 45 ÷ 3 = Rs 15; so 8 pens = 15 × 8 = Rs 120 (unitary method).</w:t>
+      </w:r>
+    </w:p>
+    <w:p>
+      <w:r>
+        <w:t xml:space="preserve">❌ Why Not Other Options?</w:t>
+      </w:r>
+    </w:p>
+    <w:p>
+      <w:r>
+        <w:t xml:space="preserve">(b) — Rs 135 comes from wrongly multiplying 15 by 9.</w:t>
+      </w:r>
+    </w:p>
+    <w:p>
+      <w:r>
+        <w:t xml:space="preserve">(c) — Rs 150 comes from multiplying 15 by 10.</w:t>
+      </w:r>
+    </w:p>
+    <w:p>
+      <w:r>
+        <w:t xml:space="preserve">(d) — Rs 90 is simply 45 + 45, ignoring the 3-pen price.</w:t>
+      </w:r>
+    </w:p>
+    <w:p>
+      <w:r>
+        <w:t xml:space="preserve">⚠️ Exam Trap: Always find the cost of ONE item first, then multiply — the unitary method is the fastest and safest approach and avoids proportion errors.</w:t>
+      </w:r>
+    </w:p>
+    <w:p>
+      <w:r>
+        <w:t xml:space="preserve">💎 PNC Pearl: "One first, then multiply — the unitary method solves every 'cost of n items' question."</w:t>
+      </w:r>
+    </w:p>
+    <w:p>
+      <w:r>
+        <w:t xml:space="preserve">Positive Marks: 1</w:t>
+      </w:r>
+    </w:p>
+    <w:p>
+      <w:r>
+        <w:t xml:space="preserve">Negative Marks: 0.25</w:t>
+      </w:r>
+    </w:p>
+    <w:p>
+      <w:r>
+        <w:t xml:space="preserve"/>
+      </w:r>
+    </w:p>
+    <w:p>
+      <w:r>
+        <w:t xml:space="preserve">Question: A train covers 120 km in 2 hours. What is its speed?</w:t>
+      </w:r>
+    </w:p>
+    <w:p>
+      <w:r>
+        <w:t xml:space="preserve">(a) 240 km/hr</w:t>
+      </w:r>
+    </w:p>
+    <w:p>
+      <w:r>
+        <w:t xml:space="preserve">(b) 30 km/hr</w:t>
+      </w:r>
+    </w:p>
+    <w:p>
+      <w:r>
+        <w:t xml:space="preserve">(c) 60 km/hr</w:t>
+      </w:r>
+    </w:p>
+    <w:p>
+      <w:r>
+        <w:t xml:space="preserve">(d) 90 km/hr</w:t>
+      </w:r>
+    </w:p>
+    <w:p>
+      <w:r>
+        <w:t xml:space="preserve">Answer: c</w:t>
+      </w:r>
+    </w:p>
+    <w:p>
+      <w:r>
+        <w:t xml:space="preserve">Solution: ✅ Correct Answer: c</w:t>
+      </w:r>
+    </w:p>
+    <w:p>
+      <w:r>
+        <w:t xml:space="preserve">🧠 Reasoning: Speed = distance ÷ time = 120 ÷ 2 = 60 km/hr.</w:t>
+      </w:r>
+    </w:p>
+    <w:p>
+      <w:r>
+        <w:t xml:space="preserve">❌ Why Not Other Options?</w:t>
+      </w:r>
+    </w:p>
+    <w:p>
+      <w:r>
+        <w:t xml:space="preserve">(a) — 240 multiplies instead of dividing (120 × 2).</w:t>
+      </w:r>
+    </w:p>
+    <w:p>
+      <w:r>
+        <w:t xml:space="preserve">(b) — 30 comes from dividing 120 by 4 instead of 2.</w:t>
+      </w:r>
+    </w:p>
+    <w:p>
+      <w:r>
+        <w:t xml:space="preserve">(d) — 90 is a wrong computation with no basis in the data.</w:t>
+      </w:r>
+    </w:p>
+    <w:p>
+      <w:r>
+        <w:t xml:space="preserve">⚠️ Exam Trap: Memorize the trio — speed = distance/time, distance = speed × time, time = distance/speed — and always check units (km and hours → km/hr).</w:t>
+      </w:r>
+    </w:p>
+    <w:p>
+      <w:r>
+        <w:t xml:space="preserve">💎 PNC Pearl: "Speed = distance ÷ time. For 60 km/hr, remember: 60 km in 1 hour."</w:t>
+      </w:r>
+    </w:p>
+    <w:p>
+      <w:r>
+        <w:t xml:space="preserve">Positive Marks: 1</w:t>
+      </w:r>
+    </w:p>
+    <w:p>
+      <w:r>
+        <w:t xml:space="preserve">Negative Marks: 0.25</w:t>
+      </w:r>
+    </w:p>
+    <w:p>
+      <w:r>
+        <w:t xml:space="preserve"/>
+      </w:r>
+    </w:p>
+    <w:p>
+      <w:r>
+        <w:t xml:space="preserve">Question: Find the next number in the series: 2, 6, 12, 20, 30, ?</w:t>
+      </w:r>
+    </w:p>
+    <w:p>
+      <w:r>
+        <w:t xml:space="preserve">(a) 42</w:t>
+      </w:r>
+    </w:p>
+    <w:p>
+      <w:r>
+        <w:t xml:space="preserve">(b) 36</w:t>
+      </w:r>
+    </w:p>
+    <w:p>
+      <w:r>
+        <w:t xml:space="preserve">(c) 40</w:t>
+      </w:r>
+    </w:p>
+    <w:p>
+      <w:r>
+        <w:t xml:space="preserve">(d) 44</w:t>
+      </w:r>
+    </w:p>
+    <w:p>
+      <w:r>
+        <w:t xml:space="preserve">Answer: a</w:t>
+      </w:r>
+    </w:p>
+    <w:p>
+      <w:r>
+        <w:t xml:space="preserve">Solution: ✅ Correct Answer: a</w:t>
+      </w:r>
+    </w:p>
+    <w:p>
+      <w:r>
+        <w:t xml:space="preserve">🧠 Reasoning: Each term is n(n+1): 1×2=2, 2×3=6, 3×4=12, 4×5=20, 5×6=30, so the next is 6×7=42. Alternatively, the differences grow by 2 (+4, +6, +8, +10, then +12) → 30+12=42.</w:t>
+      </w:r>
+    </w:p>
+    <w:p>
+      <w:r>
+        <w:t xml:space="preserve">❌ Why Not Other Options?</w:t>
+      </w:r>
+    </w:p>
+    <w:p>
+      <w:r>
+        <w:t xml:space="preserve">(b) — 36 would follow if the difference stayed +6 instead of growing.</w:t>
+      </w:r>
+    </w:p>
+    <w:p>
+      <w:r>
+        <w:t xml:space="preserve">(c) — 40 is +10, missing one growth step.</w:t>
+      </w:r>
+    </w:p>
+    <w:p>
+      <w:r>
+        <w:t xml:space="preserve">(d) — 44 is an arbitrary jump.</w:t>
+      </w:r>
+    </w:p>
+    <w:p>
+      <w:r>
+        <w:t xml:space="preserve">⚠️ Exam Trap: For number series, try differences first; if differences grow steadily, the series is often n(n+1) or squares. Here both methods agree on 42.</w:t>
+      </w:r>
+    </w:p>
+    <w:p>
+      <w:r>
+        <w:t xml:space="preserve">💎 PNC Pearl: "2, 6, 12, 20, 30 = n(n+1). Spot the +4, +6, +8, +10 pattern and extend it by +12."</w:t>
+      </w:r>
+    </w:p>
+    <w:p>
+      <w:r>
+        <w:t xml:space="preserve">Positive Marks: 1</w:t>
+      </w:r>
+    </w:p>
+    <w:p>
+      <w:r>
+        <w:t xml:space="preserve">Negative Marks: 0.25</w:t>
+      </w:r>
+    </w:p>
+    <w:p>
+      <w:r>
+        <w:t xml:space="preserve"/>
+      </w:r>
+    </w:p>
+    <w:p>
+      <w:r>
+        <w:t xml:space="preserve">Question: Which of the following is an operating system?</w:t>
+      </w:r>
+    </w:p>
+    <w:p>
+      <w:r>
+        <w:t xml:space="preserve">(a) Microsoft Word</w:t>
+      </w:r>
+    </w:p>
+    <w:p>
+      <w:r>
+        <w:t xml:space="preserve">(b) Google Chrome</w:t>
+      </w:r>
+    </w:p>
+    <w:p>
+      <w:r>
+        <w:t xml:space="preserve">(c) Windows 11</w:t>
+      </w:r>
+    </w:p>
+    <w:p>
+      <w:r>
+        <w:t xml:space="preserve">(d) Adobe Photoshop</w:t>
+      </w:r>
+    </w:p>
+    <w:p>
+      <w:r>
+        <w:t xml:space="preserve">Answer: c</w:t>
+      </w:r>
+    </w:p>
+    <w:p>
+      <w:r>
+        <w:t xml:space="preserve">Solution: ✅ Correct Answer: c</w:t>
+      </w:r>
+    </w:p>
+    <w:p>
+      <w:r>
+        <w:t xml:space="preserve">🧠 Reasoning: Windows 11 is an operating system — the master program that manages hardware and software and lets applications run.</w:t>
+      </w:r>
+    </w:p>
+    <w:p>
+      <w:r>
+        <w:t xml:space="preserve">❌ Why Not Other Options?</w:t>
+      </w:r>
+    </w:p>
+    <w:p>
+      <w:r>
+        <w:t xml:space="preserve">(a) — Microsoft Word is a word-processing APPLICATION.</w:t>
+      </w:r>
+    </w:p>
+    <w:p>
+      <w:r>
+        <w:t xml:space="preserve">(b) — Google Chrome is a web-browser application.</w:t>
+      </w:r>
+    </w:p>
+    <w:p>
+      <w:r>
+        <w:t xml:space="preserve">(d) — Adobe Photoshop is image-editing application software.</w:t>
+      </w:r>
+    </w:p>
+    <w:p>
+      <w:r>
+        <w:t xml:space="preserve">⚠️ Exam Trap: OS vs application is a guaranteed computer question — OS: Windows, Linux, macOS, Android, iOS. Everything else (Word, Chrome, Photoshop) runs ON the OS.</w:t>
+      </w:r>
+    </w:p>
+    <w:p>
+      <w:r>
+        <w:t xml:space="preserve">💎 PNC Pearl: "OS = the manager of the computer; Word/Chrome/Photoshop are employees that need the manager."</w:t>
+      </w:r>
+    </w:p>
+    <w:p>
+      <w:r>
+        <w:t xml:space="preserve">Positive Marks: 1</w:t>
+      </w:r>
+    </w:p>
+    <w:p>
+      <w:r>
+        <w:t xml:space="preserve">Negative Marks: 0.25</w:t>
+      </w:r>
+    </w:p>
+    <w:p>
+      <w:r>
+        <w:t xml:space="preserve"/>
+      </w:r>
+    </w:p>
+    <w:p>
+      <w:r>
+        <w:t xml:space="preserve">Question: The CPU of a computer is often called its</w:t>
+      </w:r>
+    </w:p>
+    <w:p>
+      <w:r>
+        <w:t xml:space="preserve">(a) Brain</w:t>
+      </w:r>
+    </w:p>
+    <w:p>
+      <w:r>
+        <w:t xml:space="preserve">(b) Memory</w:t>
+      </w:r>
+    </w:p>
+    <w:p>
+      <w:r>
+        <w:t xml:space="preserve">(c) Storage</w:t>
+      </w:r>
+    </w:p>
+    <w:p>
+      <w:r>
+        <w:t xml:space="preserve">(d) Display</w:t>
+      </w:r>
+    </w:p>
+    <w:p>
+      <w:r>
+        <w:t xml:space="preserve">Answer: a</w:t>
+      </w:r>
+    </w:p>
+    <w:p>
+      <w:r>
+        <w:t xml:space="preserve">Solution: ✅ Correct Answer: a</w:t>
+      </w:r>
+    </w:p>
+    <w:p>
+      <w:r>
+        <w:t xml:space="preserve">🧠 Reasoning: The CPU (central processing unit) performs all calculations and decision-making — the "brain" of the computer.</w:t>
+      </w:r>
+    </w:p>
+    <w:p>
+      <w:r>
+        <w:t xml:space="preserve">❌ Why Not Other Options?</w:t>
+      </w:r>
+    </w:p>
+    <w:p>
+      <w:r>
+        <w:t xml:space="preserve">(b) — Memory (RAM) temporarily holds data being worked on — "short-term memory."</w:t>
+      </w:r>
+    </w:p>
+    <w:p>
+      <w:r>
+        <w:t xml:space="preserve">(c) — Storage (hard disk/SSD) saves files permanently — "long-term memory."</w:t>
+      </w:r>
+    </w:p>
+    <w:p>
+      <w:r>
+        <w:t xml:space="preserve">(d) — The display (monitor) shows output.</w:t>
+      </w:r>
+    </w:p>
+    <w:p>
+      <w:r>
+        <w:t xml:space="preserve">⚠️ Exam Trap: The CPU-RAM-hard disk analogy — brain = CPU, working table = RAM, filing cabinet = hard disk — answers many basic computer questions.</w:t>
+      </w:r>
+    </w:p>
+    <w:p>
+      <w:r>
+        <w:t xml:space="preserve">💎 PNC Pearl: "CPU = brain, RAM = short-term memory, hard disk = long-term storage."</w:t>
+      </w:r>
+    </w:p>
+    <w:p>
+      <w:r>
+        <w:t xml:space="preserve">Positive Marks: 1</w:t>
+      </w:r>
+    </w:p>
+    <w:p>
+      <w:r>
+        <w:t xml:space="preserve">Negative Marks: 0.25</w:t>
+      </w:r>
+    </w:p>
+    <w:p>
+      <w:r>
+        <w:t xml:space="preserve"/>
+      </w:r>
+    </w:p>
+    <w:p>
+      <w:r>
+        <w:t xml:space="preserve">Question: In Windows, which keyboard shortcut copies the selected text or file?</w:t>
+      </w:r>
+    </w:p>
+    <w:p>
+      <w:r>
+        <w:t xml:space="preserve">(a) Ctrl + V</w:t>
+      </w:r>
+    </w:p>
+    <w:p>
+      <w:r>
+        <w:t xml:space="preserve">(b) Ctrl + C</w:t>
+      </w:r>
+    </w:p>
+    <w:p>
+      <w:r>
+        <w:t xml:space="preserve">(c) Ctrl + X</w:t>
+      </w:r>
+    </w:p>
+    <w:p>
+      <w:r>
+        <w:t xml:space="preserve">(d) Ctrl + Z</w:t>
+      </w:r>
+    </w:p>
+    <w:p>
+      <w:r>
+        <w:t xml:space="preserve">Answer: b</w:t>
+      </w:r>
+    </w:p>
+    <w:p>
+      <w:r>
+        <w:t xml:space="preserve">Solution: ✅ Correct Answer: b</w:t>
+      </w:r>
+    </w:p>
+    <w:p>
+      <w:r>
+        <w:t xml:space="preserve">🧠 Reasoning: Ctrl+C copies the selected item to the clipboard, leaving the original in place.</w:t>
+      </w:r>
+    </w:p>
+    <w:p>
+      <w:r>
+        <w:t xml:space="preserve">❌ Why Not Other Options?</w:t>
+      </w:r>
+    </w:p>
+    <w:p>
+      <w:r>
+        <w:t xml:space="preserve">(a) — Ctrl+V PASTES clipboard content — the most confused shortcut.</w:t>
+      </w:r>
+    </w:p>
+    <w:p>
+      <w:r>
+        <w:t xml:space="preserve">(c) — Ctrl+X CUTS (removes the original and copies it).</w:t>
+      </w:r>
+    </w:p>
+    <w:p>
+      <w:r>
+        <w:t xml:space="preserve">(d) — Ctrl+Z UNDOES the last action.</w:t>
+      </w:r>
+    </w:p>
+    <w:p>
+      <w:r>
+        <w:t xml:space="preserve">⚠️ Exam Trap: The clipboard quartet — C = Copy, X = Cut, V = Paste, Z = Undo. Remember "V looks like a paste-down arrow."</w:t>
+      </w:r>
+    </w:p>
+    <w:p>
+      <w:r>
+        <w:t xml:space="preserve">💎 PNC Pearl: "C = Copy, X = Cut, V = Paste, Z = Undo — the four clipboard kings."</w:t>
+      </w:r>
+    </w:p>
+    <w:p>
+      <w:r>
+        <w:t xml:space="preserve">Positive Marks: 1</w:t>
+      </w:r>
+    </w:p>
+    <w:p>
+      <w:r>
+        <w:t xml:space="preserve">Negative Marks: 0.25</w:t>
+      </w:r>
+    </w:p>
+    <w:p>
+      <w:r>
+        <w:t xml:space="preserve">Question: The largest planet in our solar system is</w:t>
+      </w:r>
+    </w:p>
+    <w:p>
+      <w:r>
+        <w:t xml:space="preserve">(a) Jupiter</w:t>
+      </w:r>
+    </w:p>
+    <w:p>
+      <w:r>
+        <w:t xml:space="preserve">(b) Earth</w:t>
+      </w:r>
+    </w:p>
+    <w:p>
+      <w:r>
+        <w:t xml:space="preserve">(c) Mars</w:t>
+      </w:r>
+    </w:p>
+    <w:p>
+      <w:r>
+        <w:t xml:space="preserve">(d) Venus</w:t>
+      </w:r>
+    </w:p>
+    <w:p>
+      <w:r>
+        <w:t xml:space="preserve">Answer: a</w:t>
+      </w:r>
+    </w:p>
+    <w:p>
+      <w:r>
+        <w:t xml:space="preserve">Solution: ✅ Correct Answer: a</w:t>
+      </w:r>
+    </w:p>
+    <w:p>
+      <w:r>
+        <w:t xml:space="preserve">🧠 Reasoning: Jupiter, with a diameter of about 142,984 km, is the largest planet — more than 1,300 Earths could fit inside it.</w:t>
+      </w:r>
+    </w:p>
+    <w:p>
+      <w:r>
+        <w:t xml:space="preserve">❌ Why Not Other Options?</w:t>
+      </w:r>
+    </w:p>
+    <w:p>
+      <w:r>
+        <w:t xml:space="preserve">(b) — Earth is a small rocky planet, the largest only among the inner four.</w:t>
+      </w:r>
+    </w:p>
+    <w:p>
+      <w:r>
+        <w:t xml:space="preserve">(c) — Mars is about half of Earth's size.</w:t>
+      </w:r>
+    </w:p>
+    <w:p>
+      <w:r>
+        <w:t xml:space="preserve">(d) — Venus is Earth's "twin" in size but far smaller than the gas giants.</w:t>
+      </w:r>
+    </w:p>
+    <w:p>
+      <w:r>
+        <w:t xml:space="preserve">⚠️ Exam Trap: Size order is a standard GK item — Jupiter &gt; Saturn &gt; Uranus &gt; Neptune &gt; Earth &gt; Venus &gt; Mars &gt; Mercury. Saturn is the second largest with the famous rings.</w:t>
+      </w:r>
+    </w:p>
+    <w:p>
+      <w:r>
+        <w:t xml:space="preserve">💎 PNC Pearl: "Jupiter = biggest, Mercury = smallest, Saturn = second biggest + rings."</w:t>
+      </w:r>
+    </w:p>
+    <w:p>
+      <w:r>
+        <w:t xml:space="preserve">Positive Marks: 1</w:t>
+      </w:r>
+    </w:p>
+    <w:p>
+      <w:r>
+        <w:t xml:space="preserve">Negative Marks: 0.25</w:t>
+      </w:r>
+    </w:p>
+    <w:p>
+      <w:r>
+        <w:t xml:space="preserve"/>
+      </w:r>
+    </w:p>
+    <w:p>
+      <w:r>
+        <w:t xml:space="preserve">Question: The national animal of India is the</w:t>
+      </w:r>
+    </w:p>
+    <w:p>
+      <w:r>
+        <w:t xml:space="preserve">(a) Asiatic lion</w:t>
+      </w:r>
+    </w:p>
+    <w:p>
+      <w:r>
+        <w:t xml:space="preserve">(b) Bengal tiger</w:t>
+      </w:r>
+    </w:p>
+    <w:p>
+      <w:r>
+        <w:t xml:space="preserve">(c) Indian elephant</w:t>
+      </w:r>
+    </w:p>
+    <w:p>
+      <w:r>
+        <w:t xml:space="preserve">(d) Snow leopard</w:t>
+      </w:r>
+    </w:p>
+    <w:p>
+      <w:r>
+        <w:t xml:space="preserve">Answer: b</w:t>
+      </w:r>
+    </w:p>
+    <w:p>
+      <w:r>
+        <w:t xml:space="preserve">Solution: ✅ Correct Answer: b</w:t>
+      </w:r>
+    </w:p>
+    <w:p>
+      <w:r>
+        <w:t xml:space="preserve">🧠 Reasoning: The Bengal tiger (Panthera tigris) was adopted as India's national animal — chosen in 1972 for its strength, grace, and power, and to support tiger conservation.</w:t>
+      </w:r>
+    </w:p>
+    <w:p>
+      <w:r>
+        <w:t xml:space="preserve">❌ Why Not Other Options?</w:t>
+      </w:r>
+    </w:p>
+    <w:p>
+      <w:r>
+        <w:t xml:space="preserve">(a) — The Asiatic lion is found mainly in Gir, Gujarat, but is not the national animal.</w:t>
+      </w:r>
+    </w:p>
+    <w:p>
+      <w:r>
+        <w:t xml:space="preserve">(c) — The Indian elephant is a national heritage animal, not the national animal.</w:t>
+      </w:r>
+    </w:p>
+    <w:p>
+      <w:r>
+        <w:t xml:space="preserve">(d) — The snow leopard is a high-altitude species, not the national animal.</w:t>
+      </w:r>
+    </w:p>
+    <w:p>
+      <w:r>
+        <w:t xml:space="preserve">⚠️ Exam Trap: National symbols list — animal = Bengal tiger, bird = peacock, flower = lotus, tree = banyan, fruit = mango, aquatic animal = Ganges dolphin, reptile = king cobra.</w:t>
+      </w:r>
+    </w:p>
+    <w:p>
+      <w:r>
+        <w:t xml:space="preserve">💎 PNC Pearl: "Tiger = national animal, peacock = national bird, lotus = national flower."</w:t>
+      </w:r>
+    </w:p>
+    <w:p>
+      <w:r>
+        <w:t xml:space="preserve">Positive Marks: 1</w:t>
+      </w:r>
+    </w:p>
+    <w:p>
+      <w:r>
+        <w:t xml:space="preserve">Negative Marks: 0.25</w:t>
+      </w:r>
+    </w:p>
+    <w:p>
+      <w:r>
+        <w:t xml:space="preserve"/>
+      </w:r>
+    </w:p>
+    <w:p>
+      <w:r>
+        <w:t xml:space="preserve">Question: Who is known as the "Father of the Indian Constitution"?</w:t>
+      </w:r>
+    </w:p>
+    <w:p>
+      <w:r>
+        <w:t xml:space="preserve">(a) Jawaharlal Nehru</w:t>
+      </w:r>
+    </w:p>
+    <w:p>
+      <w:r>
+        <w:t xml:space="preserve">(b) Mahatma Gandhi</w:t>
+      </w:r>
+    </w:p>
+    <w:p>
+      <w:r>
+        <w:t xml:space="preserve">(c) Dr. B. R. Ambedkar</w:t>
+      </w:r>
+    </w:p>
+    <w:p>
+      <w:r>
+        <w:t xml:space="preserve">(d) Sardar Vallabhbhai Patel</w:t>
+      </w:r>
+    </w:p>
+    <w:p>
+      <w:r>
+        <w:t xml:space="preserve">Answer: c</w:t>
+      </w:r>
+    </w:p>
+    <w:p>
+      <w:r>
+        <w:t xml:space="preserve">Solution: ✅ Correct Answer: c</w:t>
+      </w:r>
+    </w:p>
+    <w:p>
+      <w:r>
+        <w:t xml:space="preserve">🧠 Reasoning: Dr. B. R. Ambedkar chaired the Drafting Committee of the Constituent Assembly and is therefore called the Father of the Indian Constitution.</w:t>
+      </w:r>
+    </w:p>
+    <w:p>
+      <w:r>
+        <w:t xml:space="preserve">❌ Why Not Other Options?</w:t>
+      </w:r>
+    </w:p>
+    <w:p>
+      <w:r>
+        <w:t xml:space="preserve">(a) — Nehru was the first Prime Minister and is called the architect of India's foreign policy.</w:t>
+      </w:r>
+    </w:p>
+    <w:p>
+      <w:r>
+        <w:t xml:space="preserve">(b) — Gandhi led the freedom movement and is the Father of the Nation.</w:t>
+      </w:r>
+    </w:p>
+    <w:p>
+      <w:r>
+        <w:t xml:space="preserve">(d) — Patel was the first Deputy PM and is the Iron Man of India.</w:t>
+      </w:r>
+    </w:p>
+    <w:p>
+      <w:r>
+        <w:t xml:space="preserve">⚠️ Exam Trap: Title matching is repeatedly tested — Ambedkar = Father of the Constitution, Patel = Iron Man, Gandhi = Father of the Nation, Rajendra Prasad = first President.</w:t>
+      </w:r>
+    </w:p>
+    <w:p>
+      <w:r>
+        <w:t xml:space="preserve">💎 PNC Pearl: "Ambedkar drafted the Constitution; Gandhi freed the nation; Patel united it."</w:t>
+      </w:r>
+    </w:p>
+    <w:p>
+      <w:r>
+        <w:t xml:space="preserve">Positive Marks: 1</w:t>
+      </w:r>
+    </w:p>
+    <w:p>
+      <w:r>
+        <w:t xml:space="preserve">Negative Marks: 0.25</w:t>
+      </w:r>
+    </w:p>
+    <w:p>
+      <w:r>
+        <w:t xml:space="preserve"/>
+      </w:r>
+    </w:p>
+    <w:p>
+      <w:r>
+        <w:t xml:space="preserve">Question: The average of 4, 8, 12 and 16 is</w:t>
+      </w:r>
+    </w:p>
+    <w:p>
+      <w:r>
+        <w:t xml:space="preserve">(a) 10</w:t>
+      </w:r>
+    </w:p>
+    <w:p>
+      <w:r>
+        <w:t xml:space="preserve">(b) 12</w:t>
+      </w:r>
+    </w:p>
+    <w:p>
+      <w:r>
+        <w:t xml:space="preserve">(c) 8</w:t>
+      </w:r>
+    </w:p>
+    <w:p>
+      <w:r>
+        <w:t xml:space="preserve">(d) 14</w:t>
+      </w:r>
+    </w:p>
+    <w:p>
+      <w:r>
+        <w:t xml:space="preserve">Answer: a</w:t>
+      </w:r>
+    </w:p>
+    <w:p>
+      <w:r>
+        <w:t xml:space="preserve">Solution: ✅ Correct Answer: a</w:t>
+      </w:r>
+    </w:p>
+    <w:p>
+      <w:r>
+        <w:t xml:space="preserve">🧠 Reasoning: Sum = 4+8+12+16 = 40; average = 40 ÷ 4 = 10. For evenly spaced numbers, average = (first + last) ÷ 2 = (4+16) ÷ 2 = 10 — the same result in one step.</w:t>
+      </w:r>
+    </w:p>
+    <w:p>
+      <w:r>
+        <w:t xml:space="preserve">❌ Why Not Other Options?</w:t>
+      </w:r>
+    </w:p>
+    <w:p>
+      <w:r>
+        <w:t xml:space="preserve">(b) — 12 is the MIDDLE number, a deliberate distractor — the average equals the middle only when the set is symmetric around it, which is not the case here.</w:t>
+      </w:r>
+    </w:p>
+    <w:p>
+      <w:r>
+        <w:t xml:space="preserve">(c) — 8 is the second number, not the average.</w:t>
+      </w:r>
+    </w:p>
+    <w:p>
+      <w:r>
+        <w:t xml:space="preserve">(d) — 14 is a wrong computation.</w:t>
+      </w:r>
+    </w:p>
+    <w:p>
+      <w:r>
+        <w:t xml:space="preserve">⚠️ Exam Trap: For evenly spaced series, the average is the midpoint — (first + last)/2. Faster and safer than summing all four.</w:t>
+      </w:r>
+    </w:p>
+    <w:p>
+      <w:r>
+        <w:t xml:space="preserve">💎 PNC Pearl: "Evenly spaced numbers → average = (first + last) ÷ 2."</w:t>
+      </w:r>
+    </w:p>
+    <w:p>
+      <w:r>
+        <w:t xml:space="preserve">Positive Marks: 1</w:t>
+      </w:r>
+    </w:p>
+    <w:p>
+      <w:r>
+        <w:t xml:space="preserve">Negative Marks: 0.25</w:t>
+      </w:r>
+    </w:p>
+    <w:p>
+      <w:r>
+        <w:t xml:space="preserve"/>
+      </w:r>
+    </w:p>
+    <w:p>
+      <w:r>
+        <w:t xml:space="preserve">Question: A shirt marked at Rs 400 is sold at a 25% discount. The selling price is</w:t>
+      </w:r>
+    </w:p>
+    <w:p>
+      <w:r>
+        <w:t xml:space="preserve">(a) Rs 300</w:t>
+      </w:r>
+    </w:p>
+    <w:p>
+      <w:r>
+        <w:t xml:space="preserve">(b) Rs 325</w:t>
+      </w:r>
+    </w:p>
+    <w:p>
+      <w:r>
+        <w:t xml:space="preserve">(c) Rs 350</w:t>
+      </w:r>
+    </w:p>
+    <w:p>
+      <w:r>
+        <w:t xml:space="preserve">(d) Rs 375</w:t>
+      </w:r>
+    </w:p>
+    <w:p>
+      <w:r>
+        <w:t xml:space="preserve">Answer: a</w:t>
+      </w:r>
+    </w:p>
+    <w:p>
+      <w:r>
+        <w:t xml:space="preserve">Solution: ✅ Correct Answer: a</w:t>
+      </w:r>
+    </w:p>
+    <w:p>
+      <w:r>
+        <w:t xml:space="preserve">🧠 Reasoning: Discount = 25% of 400 = Rs 100; selling price = 400 − 100 = Rs 300.</w:t>
+      </w:r>
+    </w:p>
+    <w:p>
+      <w:r>
+        <w:t xml:space="preserve">❌ Why Not Other Options?</w:t>
+      </w:r>
+    </w:p>
+    <w:p>
+      <w:r>
+        <w:t xml:space="preserve">(b) — Rs 325 implies an 18.75% discount — a wrong calculation.</w:t>
+      </w:r>
+    </w:p>
+    <w:p>
+      <w:r>
+        <w:t xml:space="preserve">(c) — Rs 350 implies only a 12.5% discount.</w:t>
+      </w:r>
+    </w:p>
+    <w:p>
+      <w:r>
+        <w:t xml:space="preserve">(d) — Rs 375 subtracts only Rs 25, treating the discount as if 25 rupees instead of 25%.</w:t>
+      </w:r>
+    </w:p>
+    <w:p>
+      <w:r>
+        <w:t xml:space="preserve">⚠️ Exam Trap: 25% = one quarter — 400 ÷ 4 = 100 off, instantly. Watch for options that subtract a flat rupee amount instead of a percentage.</w:t>
+      </w:r>
+    </w:p>
+    <w:p>
+      <w:r>
+        <w:t xml:space="preserve">💎 PNC Pearl: "25% = ¼, 50% = ½, 10% = ¹⁄₁₀ — convert percentages to fractions for instant mental math."</w:t>
+      </w:r>
+    </w:p>
+    <w:p>
+      <w:r>
+        <w:t xml:space="preserve">Positive Marks: 1</w:t>
+      </w:r>
+    </w:p>
+    <w:p>
+      <w:r>
+        <w:t xml:space="preserve">Negative Marks: 0.25</w:t>
+      </w:r>
+    </w:p>
+    <w:p>
+      <w:r>
+        <w:t xml:space="preserve"/>
+      </w:r>
+    </w:p>
+    <w:p>
+      <w:r>
+        <w:t xml:space="preserve">Question: Which number is the odd one out: 3, 5, 7, 8, 11?</w:t>
+      </w:r>
+    </w:p>
+    <w:p>
+      <w:r>
+        <w:t xml:space="preserve">(a) 8</w:t>
+      </w:r>
+    </w:p>
+    <w:p>
+      <w:r>
+        <w:t xml:space="preserve">(b) 3</w:t>
+      </w:r>
+    </w:p>
+    <w:p>
+      <w:r>
+        <w:t xml:space="preserve">(c) 5</w:t>
+      </w:r>
+    </w:p>
+    <w:p>
+      <w:r>
+        <w:t xml:space="preserve">(d) 11</w:t>
+      </w:r>
+    </w:p>
+    <w:p>
+      <w:r>
+        <w:t xml:space="preserve">Answer: a</w:t>
+      </w:r>
+    </w:p>
+    <w:p>
+      <w:r>
+        <w:t xml:space="preserve">Solution: ✅ Correct Answer: a</w:t>
+      </w:r>
+    </w:p>
+    <w:p>
+      <w:r>
+        <w:t xml:space="preserve">🧠 Reasoning: 3, 5, 7, and 11 are prime numbers (divisible only by 1 and themselves); 8 is composite (2³, or 2 × 4) — the only non-prime in the set.</w:t>
+      </w:r>
+    </w:p>
+    <w:p>
+      <w:r>
+        <w:t xml:space="preserve">❌ Why Not Other Options?</w:t>
+      </w:r>
+    </w:p>
+    <w:p>
+      <w:r>
+        <w:t xml:space="preserve">(b) — 3 is prime.</w:t>
+      </w:r>
+    </w:p>
+    <w:p>
+      <w:r>
+        <w:t xml:space="preserve">(c) — 5 is prime.</w:t>
+      </w:r>
+    </w:p>
+    <w:p>
+      <w:r>
+        <w:t xml:space="preserve">(d) — 11 is prime.</w:t>
+      </w:r>
+    </w:p>
+    <w:p>
+      <w:r>
+        <w:t xml:space="preserve">⚠️ Exam Trap: Prime = exactly two factors. Remember 2 is the ONLY even prime — a favourite twist in odd-one-out questions.</w:t>
+      </w:r>
+    </w:p>
+    <w:p>
+      <w:r>
+        <w:t xml:space="preserve">💎 PNC Pearl: "Primes under 20: 2, 3, 5, 7, 11, 13, 17, 19 — memorize the list and spotting them is instant."</w:t>
+      </w:r>
+    </w:p>
+    <w:p>
+      <w:r>
+        <w:t xml:space="preserve">Positive Marks: 1</w:t>
+      </w:r>
+    </w:p>
+    <w:p>
+      <w:r>
+        <w:t xml:space="preserve">Negative Marks: 0.25</w:t>
+      </w:r>
+    </w:p>
+    <w:p>
+      <w:r>
+        <w:t xml:space="preserve"/>
+      </w:r>
+    </w:p>
+    <w:p>
+      <w:r>
+        <w:t xml:space="preserve">Question: The area of a rectangle with length 10 cm and breadth 5 cm is</w:t>
+      </w:r>
+    </w:p>
+    <w:p>
+      <w:r>
+        <w:t xml:space="preserve">(a) 30 cm square</w:t>
+      </w:r>
+    </w:p>
+    <w:p>
+      <w:r>
+        <w:t xml:space="preserve">(b) 50 cm square</w:t>
+      </w:r>
+    </w:p>
+    <w:p>
+      <w:r>
+        <w:t xml:space="preserve">(c) 15 cm square</w:t>
+      </w:r>
+    </w:p>
+    <w:p>
+      <w:r>
+        <w:t xml:space="preserve">(d) 100 cm square</w:t>
+      </w:r>
+    </w:p>
+    <w:p>
+      <w:r>
+        <w:t xml:space="preserve">Answer: b</w:t>
+      </w:r>
+    </w:p>
+    <w:p>
+      <w:r>
+        <w:t xml:space="preserve">Solution: ✅ Correct Answer: b</w:t>
+      </w:r>
+    </w:p>
+    <w:p>
+      <w:r>
+        <w:t xml:space="preserve">🧠 Reasoning: Area = length × breadth = 10 × 5 = 50 sq cm.</w:t>
+      </w:r>
+    </w:p>
+    <w:p>
+      <w:r>
+        <w:t xml:space="preserve">❌ Why Not Other Options?</w:t>
+      </w:r>
+    </w:p>
+    <w:p>
+      <w:r>
+        <w:t xml:space="preserve">(a) — 30 is the PERIMETER: 2 × (10+5) = 30 — the classic formula trap.</w:t>
+      </w:r>
+    </w:p>
+    <w:p>
+      <w:r>
+        <w:t xml:space="preserve">(c) — 15 is the sum of length and breadth, not the area.</w:t>
+      </w:r>
+    </w:p>
+    <w:p>
+      <w:r>
+        <w:t xml:space="preserve">(d) — 100 is 10 × 10, as if both sides were 10.</w:t>
+      </w:r>
+    </w:p>
+    <w:p>
+      <w:r>
+        <w:t xml:space="preserve">⚠️ Exam Trap: Area = l × b (square units); Perimeter = 2(l+b) (linear units). When the options contain the perimeter value, the trap is set — check units.</w:t>
+      </w:r>
+    </w:p>
+    <w:p>
+      <w:r>
+        <w:t xml:space="preserve">💎 PNC Pearl: "Area multiplies sides; perimeter doubles their sum. Square units = area."</w:t>
+      </w:r>
+    </w:p>
+    <w:p>
+      <w:r>
+        <w:t xml:space="preserve">Positive Marks: 1</w:t>
+      </w:r>
+    </w:p>
+    <w:p>
+      <w:r>
+        <w:t xml:space="preserve">Negative Marks: 0.25</w:t>
+      </w:r>
+    </w:p>
+    <w:p>
+      <w:r>
+        <w:t xml:space="preserve"/>
+      </w:r>
+    </w:p>
+    <w:p>
+      <w:r>
+        <w:t xml:space="preserve">Question: Which of the following is NOT a search engine?</w:t>
+      </w:r>
+    </w:p>
+    <w:p>
+      <w:r>
+        <w:t xml:space="preserve">(a) Bing</w:t>
+      </w:r>
+    </w:p>
+    <w:p>
+      <w:r>
+        <w:t xml:space="preserve">(b) Google</w:t>
+      </w:r>
+    </w:p>
+    <w:p>
+      <w:r>
+        <w:t xml:space="preserve">(c) Yahoo</w:t>
+      </w:r>
+    </w:p>
+    <w:p>
+      <w:r>
+        <w:t xml:space="preserve">(d) MS Paint</w:t>
+      </w:r>
+    </w:p>
+    <w:p>
+      <w:r>
+        <w:t xml:space="preserve">Answer: d</w:t>
+      </w:r>
+    </w:p>
+    <w:p>
+      <w:r>
+        <w:t xml:space="preserve">Solution: ✅ Correct Answer: d</w:t>
+      </w:r>
+    </w:p>
+    <w:p>
+      <w:r>
+        <w:t xml:space="preserve">🧠 Reasoning: MS Paint is a graphics/drawing application bundled with Windows — it does not search the web. Bing, Google, and Yahoo are all search engines.</w:t>
+      </w:r>
+    </w:p>
+    <w:p>
+      <w:r>
+        <w:t xml:space="preserve">❌ Why Not Other Options?</w:t>
+      </w:r>
+    </w:p>
+    <w:p>
+      <w:r>
+        <w:t xml:space="preserve">(a) — Bing is Microsoft's search engine.</w:t>
+      </w:r>
+    </w:p>
+    <w:p>
+      <w:r>
+        <w:t xml:space="preserve">(b) — Google is the world's most-used search engine.</w:t>
+      </w:r>
+    </w:p>
+    <w:p>
+      <w:r>
+        <w:t xml:space="preserve">(c) — Yahoo is a search engine/portal.</w:t>
+      </w:r>
+    </w:p>
+    <w:p>
+      <w:r>
+        <w:t xml:space="preserve">⚠️ Exam Trap: "NOT" questions — read carefully. Search engines: Google, Bing, Yahoo, DuckDuckGo, Baidu. Applications (Paint, Word, Chrome) are not search engines.</w:t>
+      </w:r>
+    </w:p>
+    <w:p>
+      <w:r>
+        <w:t xml:space="preserve">💎 PNC Pearl: "Google, Bing, Yahoo = search engines; Paint, Word, Excel = applications."</w:t>
+      </w:r>
+    </w:p>
+    <w:p>
+      <w:r>
+        <w:t xml:space="preserve">Positive Marks: 1</w:t>
+      </w:r>
+    </w:p>
+    <w:p>
+      <w:r>
+        <w:t xml:space="preserve">Negative Marks: 0.25</w:t>
+      </w:r>
+    </w:p>
+    <w:p>
+      <w:r>
+        <w:t xml:space="preserve"/>
+      </w:r>
+    </w:p>
+    <w:p>
+      <w:r>
+        <w:t xml:space="preserve">Question: The full form of RAM is</w:t>
+      </w:r>
+    </w:p>
+    <w:p>
+      <w:r>
+        <w:t xml:space="preserve">(a) Read Access Memory</w:t>
+      </w:r>
+    </w:p>
+    <w:p>
+      <w:r>
+        <w:t xml:space="preserve">(b) Random Access Memory</w:t>
+      </w:r>
+    </w:p>
+    <w:p>
+      <w:r>
+        <w:t xml:space="preserve">(c) Run Access Memory</w:t>
+      </w:r>
+    </w:p>
+    <w:p>
+      <w:r>
+        <w:t xml:space="preserve">(d) Rapid Access Memory</w:t>
+      </w:r>
+    </w:p>
+    <w:p>
+      <w:r>
+        <w:t xml:space="preserve">Answer: b</w:t>
+      </w:r>
+    </w:p>
+    <w:p>
+      <w:r>
+        <w:t xml:space="preserve">Solution: ✅ Correct Answer: b</w:t>
+      </w:r>
+    </w:p>
+    <w:p>
+      <w:r>
+        <w:t xml:space="preserve">🧠 Reasoning: RAM = Random Access Memory — the computer's temporary working memory, which is VOLATILE (contents are lost when power is off).</w:t>
+      </w:r>
+    </w:p>
+    <w:p>
+      <w:r>
+        <w:t xml:space="preserve">❌ Why Not Other Options?</w:t>
+      </w:r>
+    </w:p>
+    <w:p>
+      <w:r>
+        <w:t xml:space="preserve">(a) — "Read Access" is an invented expansion — reading is a ROM-type function.</w:t>
+      </w:r>
+    </w:p>
+    <w:p>
+      <w:r>
+        <w:t xml:space="preserve">(c) — "Run Access" is a distractor with no meaning.</w:t>
+      </w:r>
+    </w:p>
+    <w:p>
+      <w:r>
+        <w:t xml:space="preserve">(d) — "Rapid Access" sounds plausible but is not the correct expansion.</w:t>
+      </w:r>
+    </w:p>
+    <w:p>
+      <w:r>
+        <w:t xml:space="preserve">⚠️ Exam Trap: The RAM/ROM pair is guaranteed — RAM = Random Access (volatile, rewritable); ROM = Read Only Memory (non-volatile, permanent). Never mix them.</w:t>
+      </w:r>
+    </w:p>
+    <w:p>
+      <w:r>
+        <w:t xml:space="preserve">💎 PNC Pearl: "RAM forgets when power goes (volatile); ROM remembers forever (non-volatile)."</w:t>
+      </w:r>
+    </w:p>
+    <w:p>
+      <w:r>
+        <w:t xml:space="preserve">Positive Marks: 1</w:t>
+      </w:r>
+    </w:p>
+    <w:p>
+      <w:r>
+        <w:t xml:space="preserve">Negative Marks: 0.25</w:t>
+      </w:r>
+    </w:p>
+    <w:p>
+      <w:r>
+        <w:t xml:space="preserve"/>
+      </w:r>
+    </w:p>
+    <w:p>
+      <w:r>
+        <w:t xml:space="preserve">Question: Which device is used to print documents on paper?</w:t>
+      </w:r>
+    </w:p>
+    <w:p>
+      <w:r>
+        <w:t xml:space="preserve">(a) Scanner</w:t>
+      </w:r>
+    </w:p>
+    <w:p>
+      <w:r>
+        <w:t xml:space="preserve">(b) Monitor</w:t>
+      </w:r>
+    </w:p>
+    <w:p>
+      <w:r>
+        <w:t xml:space="preserve">(c) Printer</w:t>
+      </w:r>
+    </w:p>
+    <w:p>
+      <w:r>
+        <w:t xml:space="preserve">(d) Speaker</w:t>
+      </w:r>
+    </w:p>
+    <w:p>
+      <w:r>
+        <w:t xml:space="preserve">Answer: c</w:t>
+      </w:r>
+    </w:p>
+    <w:p>
+      <w:r>
+        <w:t xml:space="preserve">Solution: ✅ Correct Answer: c</w:t>
+      </w:r>
+    </w:p>
+    <w:p>
+      <w:r>
+        <w:t xml:space="preserve">🧠 Reasoning: A printer is an OUTPUT device that produces hard copies (paper) of documents.</w:t>
+      </w:r>
+    </w:p>
+    <w:p>
+      <w:r>
+        <w:t xml:space="preserve">❌ Why Not Other Options?</w:t>
+      </w:r>
+    </w:p>
+    <w:p>
+      <w:r>
+        <w:t xml:space="preserve">(a) — A scanner is an INPUT device — it digitizes paper documents INTO the computer.</w:t>
+      </w:r>
+    </w:p>
+    <w:p>
+      <w:r>
+        <w:t xml:space="preserve">(b) — A monitor is an output device that displays on screen, not paper.</w:t>
+      </w:r>
+    </w:p>
+    <w:p>
+      <w:r>
+        <w:t xml:space="preserve">(d) — A speaker outputs sound, not text.</w:t>
+      </w:r>
+    </w:p>
+    <w:p>
+      <w:r>
+        <w:t xml:space="preserve">⚠️ Exam Trap: Input vs output classification — INPUT: keyboard, mouse, scanner, microphone; OUTPUT: printer, monitor, speaker, plotter. Scanners and printers are the most confused pair.</w:t>
+      </w:r>
+    </w:p>
+    <w:p>
+      <w:r>
+        <w:t xml:space="preserve">💎 PNC Pearl: "Scanner feeds in, printer puts out — remember 'scan IN, print OUT.'"</w:t>
+      </w:r>
+    </w:p>
+    <w:p>
+      <w:r>
+        <w:t xml:space="preserve">Positive Marks: 1</w:t>
+      </w:r>
+    </w:p>
+    <w:p>
+      <w:r>
+        <w:t xml:space="preserve">Negative Marks: 0.25</w:t>
       </w:r>
     </w:p>
     <w:sectPr>
       <w:pgSz w:w="12240" w:h="15840"/>
-      <w:pgMar w:top="864" w:right="1008" w:bottom="864" w:left="1008" w:header="720" w:footer="720" w:gutter="0"/>
+      <w:pgMar w:top="1440" w:right="1800" w:bottom="1440" w:left="1800" w:header="720" w:footer="720" w:gutter="0"/>
       <w:cols w:space="720"/>
       <w:docGrid w:linePitch="360"/>
     </w:sectPr>
@@ -2535,10 +2065,6 @@
     <w:name w:val="Normal"/>
     <w:qFormat/>
     <w:rsid w:val="00FC693F"/>
-    <w:rPr>
-      <w:rFonts w:ascii="Calibri" w:hAnsi="Calibri"/>
-      <w:sz w:val="22"/>
-    </w:rPr>
   </w:style>
   <w:style w:type="paragraph" w:styleId="Header">
     <w:name w:val="header"/>
